--- a/droit social dcg/11- suspension du CT.docx
+++ b/droit social dcg/11- suspension du CT.docx
@@ -8,6 +8,11 @@
         <w:jc w:val="center"/>
       </w:pPr>
       <w:r>
+        <w:rPr>
+          <w:b/>
+          <w:color w:val="1F4E79"/>
+          <w:sz w:val="34"/>
+        </w:rPr>
         <w:t>FICHE 11 : LA SUSPENSION DU CONTRAT DE TRAVAIL</w:t>
       </w:r>
     </w:p>
@@ -17,7 +22,12 @@
         <w:pStyle w:val="Heading2"/>
       </w:pPr>
       <w:r>
-        <w:t>LE CONG� MATERNIT� I �</w:t>
+        <w:rPr>
+          <w:b/>
+          <w:color w:val="2F5496"/>
+          <w:sz w:val="24"/>
+        </w:rPr>
+        <w:t>LE CONGe MATERNITe I e</w:t>
       </w:r>
     </w:p>
     <w:p>
@@ -25,39 +35,73 @@
         <w:pStyle w:val="Heading2"/>
       </w:pPr>
       <w:r>
-        <w:t>LES CONDITIONS DE SUSPENSION DU CONTRAT A �</w:t>
+        <w:rPr>
+          <w:b/>
+          <w:color w:val="7030A0"/>
+          <w:sz w:val="24"/>
+        </w:rPr>
+        <w:t>LES CONDITIONS DE SUSPENSION DU CONTRAT A e</w:t>
       </w:r>
     </w:p>
     <w:p>
       <w:r>
-        <w:t>Toute salari�e peut b�n�ficier d�un cong� maternit� quelle que soit son anciennet� dans l�entreprise. La salari�e a pour</w:t>
+        <w:rPr>
+          <w:b w:val="0"/>
+          <w:color w:val="7030A0"/>
+          <w:sz w:val="22"/>
+        </w:rPr>
+        <w:t>Toute salariee peut ben'ficier d'un conge maternite quelle que soit son anciennete dans l'entreprise. La salariee a pour</w:t>
       </w:r>
     </w:p>
     <w:p>
       <w:r>
-        <w:t>seule obligation d�avertir son employeur du motif de son absence et de la date � laquelle elle entend reprendre son</w:t>
+        <w:rPr>
+          <w:b w:val="0"/>
+          <w:color w:val="7030A0"/>
+          <w:sz w:val="22"/>
+        </w:rPr>
+        <w:t>seule obligation d'avertir son employeur du motif de son absence et de la date e laquelle elle entend reprendre son</w:t>
       </w:r>
     </w:p>
     <w:p>
       <w:r>
-        <w:t>travail. Cette information doit �tre effectu�e par lettre recommand�e avec accus� de r�ception.</w:t>
+        <w:rPr>
+          <w:b w:val="0"/>
+          <w:color w:val="7030A0"/>
+          <w:sz w:val="22"/>
+        </w:rPr>
+        <w:t>travail. Cette information doit etre effectuee par lettre recommandee avec accuse de reception.</w:t>
       </w:r>
     </w:p>
     <w:p>
       <w:r>
-        <w:t>La dur�e du cong� maternit� d�pend du nombre d�enfants � charge et du nombre d�enfants � na�tre</w:t>
+        <w:rPr>
+          <w:b w:val="0"/>
+          <w:color w:val="7030A0"/>
+          <w:sz w:val="22"/>
+        </w:rPr>
+        <w:t>La duree du conge maternite d'pend du nombre d'enfants e charge et du nombre d'enfants e naetre</w:t>
       </w:r>
     </w:p>
     <w:p/>
-    <w:p/>
     <w:p>
       <w:r>
-        <w:t>La salari�e n�est pas tenue de prendre la totalit� de son cong�. Elle doit cependant et imp�rativement cesser de travailler</w:t>
+        <w:rPr>
+          <w:b w:val="0"/>
+          <w:color w:val="7030A0"/>
+          <w:sz w:val="22"/>
+        </w:rPr>
+        <w:t>La salariee n'est pas tenue de prendre la totalite de son conge. Elle doit cependant et imperativement cesser de travailler</w:t>
       </w:r>
     </w:p>
     <w:p>
       <w:r>
-        <w:t>2 semaines avant la naissance et six semaines apr�s.</w:t>
+        <w:rPr>
+          <w:b w:val="0"/>
+          <w:color w:val="7030A0"/>
+          <w:sz w:val="22"/>
+        </w:rPr>
+        <w:t>2 semaines avant la naissance et six semaines apres.</w:t>
       </w:r>
     </w:p>
     <w:p>
@@ -65,17 +109,32 @@
         <w:pStyle w:val="Heading2"/>
       </w:pPr>
       <w:r>
-        <w:t>LES EFFETS SUR LA RELATION DE TRAVAIL B �</w:t>
+        <w:rPr>
+          <w:b/>
+          <w:color w:val="2F5496"/>
+          <w:sz w:val="24"/>
+        </w:rPr>
+        <w:t>LES EFFETS SUR LA RELATION DE TRAVAIL B e</w:t>
       </w:r>
     </w:p>
     <w:p>
       <w:r>
-        <w:t>Pendant le cong�, le contrat de travail est suspendu, ce qui dispense la salari�e et l�employeur d�ex�cuter leurs</w:t>
+        <w:rPr>
+          <w:b w:val="0"/>
+          <w:color w:val="000000"/>
+          <w:sz w:val="22"/>
+        </w:rPr>
+        <w:t>Pendant le conge, le contrat de travail est suspendu, ce qui dispense la salariee et l'employeur d'executer leurs</w:t>
       </w:r>
     </w:p>
     <w:p>
       <w:r>
-        <w:t>obligations r�ciproques.</w:t>
+        <w:rPr>
+          <w:b w:val="0"/>
+          <w:color w:val="000000"/>
+          <w:sz w:val="22"/>
+        </w:rPr>
+        <w:t>obligations reciproques.</w:t>
       </w:r>
     </w:p>
     <w:p>
@@ -83,17 +142,32 @@
         <w:pStyle w:val="Heading2"/>
       </w:pPr>
       <w:r>
-        <w:t>LA R�MUN�RATION</w:t>
+        <w:rPr>
+          <w:b/>
+          <w:color w:val="2F5496"/>
+          <w:sz w:val="24"/>
+        </w:rPr>
+        <w:t>LA ReMUNeRATION</w:t>
       </w:r>
     </w:p>
     <w:p>
       <w:r>
+        <w:rPr>
+          <w:b w:val="0"/>
+          <w:color w:val="000000"/>
+          <w:sz w:val="22"/>
+        </w:rPr>
         <w:t>?</w:t>
       </w:r>
     </w:p>
     <w:p>
       <w:r>
-        <w:t>La salari�e per�oit alors des indemnit�s journali�res vers�es au titre de l�assurance maternit� � condition :</w:t>
+        <w:rPr>
+          <w:b w:val="0"/>
+          <w:color w:val="000000"/>
+          <w:sz w:val="22"/>
+        </w:rPr>
+        <w:t>La salariee pereoit alors des indemnites journalieres versees au titre de l'assurance maternite e condition :</w:t>
       </w:r>
     </w:p>
     <w:p>
@@ -101,7 +175,12 @@
         <w:pStyle w:val="ListBullet"/>
       </w:pPr>
       <w:r>
-        <w:t>de cesser son activit� professionnelle pendant 8 semaines au moins ; -</w:t>
+        <w:rPr>
+          <w:b w:val="0"/>
+          <w:color w:val="000000"/>
+          <w:sz w:val="22"/>
+        </w:rPr>
+        <w:t>de cesser son activite professionnelle pendant 8 semaines au moins ;</w:t>
       </w:r>
     </w:p>
     <w:p>
@@ -109,51 +188,101 @@
         <w:pStyle w:val="ListBullet"/>
       </w:pPr>
       <w:r>
-        <w:t>d�avoir travaill� au moins 150 heures au cours des trois mois pr�c�dant la date de d�but de grossesse ou de d�but du -</w:t>
+        <w:rPr>
+          <w:b w:val="0"/>
+          <w:color w:val="000000"/>
+          <w:sz w:val="22"/>
+        </w:rPr>
+        <w:t>d'avoir travaille au moins 150 heures au cours des trois mois prec'dant la date de d'but de grossesse ou de d'but du</w:t>
       </w:r>
     </w:p>
     <w:p>
       <w:r>
-        <w:t>repos pr�natal, ou, d�avoir cotis� sur un salaire au moins �quivalent � 1015 fois le SMIC horaire au cours des six</w:t>
+        <w:rPr>
+          <w:b w:val="0"/>
+          <w:color w:val="000000"/>
+          <w:sz w:val="22"/>
+        </w:rPr>
+        <w:t>repos prenatal, ou, d'avoir cotise sur un salaire au moins equivalent e 1015 fois le SMIC horaire au cours des six</w:t>
       </w:r>
     </w:p>
     <w:p>
       <w:r>
-        <w:t>derniers mois pr�c�dant la date de d�but de grossesse ou de d�but du cong� pr�natal ;</w:t>
+        <w:rPr>
+          <w:b w:val="0"/>
+          <w:color w:val="000000"/>
+          <w:sz w:val="22"/>
+        </w:rPr>
+        <w:t>derniers mois prec'dant la date de d'but de grossesse ou de d'but du conge prenatal ;</w:t>
       </w:r>
     </w:p>
     <w:p>
       <w:r>
-        <w:t>de justifier de dix mois d�immatriculation (possession d�un num�ro d�assur� social) � la date pr�sum�e d�accou--</w:t>
+        <w:rPr>
+          <w:b w:val="0"/>
+          <w:color w:val="000000"/>
+          <w:sz w:val="22"/>
+        </w:rPr>
+        <w:t>de justifier de dix mois d'immatriculation (possession d'un numero d'assure social) e la date presumee d'accou--</w:t>
       </w:r>
     </w:p>
     <w:p>
       <w:r>
+        <w:rPr>
+          <w:b w:val="0"/>
+          <w:color w:val="000000"/>
+          <w:sz w:val="22"/>
+        </w:rPr>
         <w:t>chement.</w:t>
       </w:r>
     </w:p>
     <w:p>
       <w:r>
-        <w:t>Le montant maximum des indemnit�s journali�res de maternit� est au 1</w:t>
+        <w:rPr>
+          <w:b w:val="0"/>
+          <w:color w:val="000000"/>
+          <w:sz w:val="22"/>
+        </w:rPr>
+        <w:t>Le montant maximum des indemnites journalieres de maternite est au 1</w:t>
       </w:r>
     </w:p>
     <w:p>
       <w:r>
+        <w:rPr>
+          <w:b w:val="0"/>
+          <w:color w:val="000000"/>
+          <w:sz w:val="22"/>
+        </w:rPr>
         <w:t>er</w:t>
       </w:r>
     </w:p>
     <w:p>
       <w:r>
+        <w:rPr>
+          <w:b w:val="0"/>
+          <w:color w:val="000000"/>
+          <w:sz w:val="22"/>
+        </w:rPr>
         <w:t>janvier 2025 de 101,94 euros.</w:t>
       </w:r>
     </w:p>
     <w:p>
       <w:r>
-        <w:t>La convention collective applicable dans l�entreprise peut aussi pr�voir le maintien de la r�mun�ration par l�em-</w:t>
+        <w:rPr>
+          <w:b w:val="0"/>
+          <w:color w:val="000000"/>
+          <w:sz w:val="22"/>
+        </w:rPr>
+        <w:t>La convention collective applicable dans l'entreprise peut aussi prevoir le maintien de la remuneration par l'em-</w:t>
       </w:r>
     </w:p>
     <w:p>
       <w:r>
+        <w:rPr>
+          <w:b w:val="0"/>
+          <w:color w:val="000000"/>
+          <w:sz w:val="22"/>
+        </w:rPr>
         <w:t>ployeur.</w:t>
       </w:r>
     </w:p>
@@ -162,57 +291,112 @@
         <w:pStyle w:val="Heading2"/>
       </w:pPr>
       <w:r>
+        <w:rPr>
+          <w:b/>
+          <w:color w:val="2F5496"/>
+          <w:sz w:val="24"/>
+        </w:rPr>
         <w:t>LA PROTECTION CONTRE LE LICENCIEMENT</w:t>
       </w:r>
     </w:p>
     <w:p>
       <w:r>
+        <w:rPr>
+          <w:b w:val="0"/>
+          <w:color w:val="000000"/>
+          <w:sz w:val="22"/>
+        </w:rPr>
         <w:t>?</w:t>
       </w:r>
     </w:p>
     <w:p>
       <w:r>
-        <w:t>D�autre part la salari�e b�n�ficie pendant toute la dur�e de sa grossesse et pendant la dur�e du cong� d�une protection</w:t>
+        <w:rPr>
+          <w:b w:val="0"/>
+          <w:color w:val="000000"/>
+          <w:sz w:val="22"/>
+        </w:rPr>
+        <w:t>D'autre part la salariee ben'ficie pendant toute la duree de sa grossesse et pendant la duree du conge d'une protection</w:t>
       </w:r>
     </w:p>
     <w:p>
       <w:r>
-        <w:t>particuli�re contre le licenciement. Au terme de L�article L 1225-4 l�employeur ne peut rompre le contrat de travail d�une</w:t>
+        <w:rPr>
+          <w:b w:val="0"/>
+          <w:color w:val="000000"/>
+          <w:sz w:val="22"/>
+        </w:rPr>
+        <w:t>particuliere contre le licenciement. Au terme de L'article L 1225-4 l'employeur ne peut rompre le contrat de travail d'une</w:t>
       </w:r>
     </w:p>
     <w:p>
       <w:r>
-        <w:t>salari�e lorsqu�elle est en �tat de grossesse pendant l�int�gralit� des p�riodes de suspension du contrat de travail</w:t>
+        <w:rPr>
+          <w:b w:val="0"/>
+          <w:color w:val="000000"/>
+          <w:sz w:val="22"/>
+        </w:rPr>
+        <w:t>salariee lorsqu'elle est en etat de grossesse pendant l'integralite des periodes de suspension du contrat de travail</w:t>
       </w:r>
     </w:p>
     <w:p>
       <w:r>
-        <w:t>auxquelles elle a droit ainsi que pendant les dix semaines qui suivent l�expiration de ces p�riodes.</w:t>
+        <w:rPr>
+          <w:b w:val="0"/>
+          <w:color w:val="000000"/>
+          <w:sz w:val="22"/>
+        </w:rPr>
+        <w:t>auxquelles elle a droit ainsi que pendant les dix semaines qui suivent l'expiration de ces periodes.</w:t>
       </w:r>
     </w:p>
     <w:p>
       <w:r>
-        <w:t>Par ailleurs, si une mesure de licenciement est prononc�e, la salari�e dispose d�un d�lai de 15 jours pour notifier son �tat</w:t>
+        <w:rPr>
+          <w:b w:val="0"/>
+          <w:color w:val="000000"/>
+          <w:sz w:val="22"/>
+        </w:rPr>
+        <w:t>Par ailleurs, si une mesure de licenciement est prononcee, la salariee dispose d'un d'lai de 15 jours pour notifier son etat</w:t>
       </w:r>
     </w:p>
     <w:p>
       <w:r>
-        <w:t>� l�employeur.</w:t>
+        <w:rPr>
+          <w:b w:val="0"/>
+          <w:color w:val="000000"/>
+          <w:sz w:val="22"/>
+        </w:rPr>
+        <w:t>e l'employeur.</w:t>
       </w:r>
     </w:p>
     <w:p>
       <w:r>
-        <w:t>La mesure en violation de ces dispositions est frapp�e de nullit� sans exclure des poursuites p�nales (3 ans d�em-</w:t>
+        <w:rPr>
+          <w:b w:val="0"/>
+          <w:color w:val="000000"/>
+          <w:sz w:val="22"/>
+        </w:rPr>
+        <w:t>La mesure en violation de ces dispositions est frappee de nullite sans exclure des poursuites penales (3 ans d'em-</w:t>
       </w:r>
     </w:p>
     <w:p>
       <w:r>
-        <w:t>prisonnement et 4 500 euros d�amende).</w:t>
+        <w:rPr>
+          <w:b w:val="0"/>
+          <w:color w:val="000000"/>
+          <w:sz w:val="22"/>
+        </w:rPr>
+        <w:t>prisonnement et 4 500 euros d'amende).</w:t>
       </w:r>
     </w:p>
     <w:p>
       <w:r>
-        <w:t>Cette interdiction de principe conna�t deux exceptions. L�employeur peut mettre fin au contrat de travail :</w:t>
+        <w:rPr>
+          <w:b w:val="0"/>
+          <w:color w:val="000000"/>
+          <w:sz w:val="22"/>
+        </w:rPr>
+        <w:t>Cette interdiction de principe connaet deux exceptions. L'employeur peut mettre fin au contrat de travail :</w:t>
       </w:r>
     </w:p>
     <w:p>
@@ -220,7 +404,12 @@
         <w:pStyle w:val="ListBullet"/>
       </w:pPr>
       <w:r>
-        <w:t>en cas de faute grave de la salari�e, non li�e a son �tat de grossesse ; -</w:t>
+        <w:rPr>
+          <w:b w:val="0"/>
+          <w:color w:val="000000"/>
+          <w:sz w:val="22"/>
+        </w:rPr>
+        <w:t>en cas de faute grave de la salariee, non liee a son etat de grossesse ;</w:t>
       </w:r>
     </w:p>
     <w:p>
@@ -228,37 +417,72 @@
         <w:pStyle w:val="ListBullet"/>
       </w:pPr>
       <w:r>
-        <w:t>s�il est dans l�impossibilit� de poursuivre le contrat de travail, pour un motif �tranger � la grossesse (par exemple des -</w:t>
+        <w:rPr>
+          <w:b w:val="0"/>
+          <w:color w:val="000000"/>
+          <w:sz w:val="22"/>
+        </w:rPr>
+        <w:t>s'il est dans l'impossibilite de poursuivre le contrat de travail, pour un motif etranger e la grossesse (par exemple des</w:t>
       </w:r>
     </w:p>
     <w:p>
       <w:r>
-        <w:t>difficult�s �conomiques).</w:t>
+        <w:rPr>
+          <w:b w:val="0"/>
+          <w:color w:val="000000"/>
+          <w:sz w:val="22"/>
+        </w:rPr>
+        <w:t>difficultes economiques).</w:t>
       </w:r>
     </w:p>
     <w:p>
       <w:r>
-        <w:t>N�anmoins, la rupture du contrat de travail ne peut prendre effet ou �tre notifi�e pendant les p�riodes de suspension du</w:t>
+        <w:rPr>
+          <w:b w:val="0"/>
+          <w:color w:val="000000"/>
+          <w:sz w:val="22"/>
+        </w:rPr>
+        <w:t>N'anmoins, la rupture du contrat de travail ne peut prendre effet ou etre notifiee pendant les periodes de suspension du</w:t>
       </w:r>
     </w:p>
     <w:p>
       <w:r>
+        <w:rPr>
+          <w:b w:val="0"/>
+          <w:color w:val="000000"/>
+          <w:sz w:val="22"/>
+        </w:rPr>
         <w:t>contrat de travail</w:t>
       </w:r>
     </w:p>
     <w:p>
       <w:r>
-        <w:t>La salari�e licenci�e en violation des r�gles de protection n'est pas tenue de demander sa r�int�gration et a droit, outre</w:t>
+        <w:rPr>
+          <w:b w:val="0"/>
+          <w:color w:val="000000"/>
+          <w:sz w:val="22"/>
+        </w:rPr>
+        <w:t>La salariee licenciee en violation des regles de protection n'est pas tenue de demander sa reintegration et a droit, outre</w:t>
       </w:r>
     </w:p>
     <w:p>
       <w:r>
-        <w:t>les indemnit�s de rupture, � une indemnit� au moins �gale � 6 mois de salaire r�parant int�gralement le pr�judice subi et</w:t>
+        <w:rPr>
+          <w:b w:val="0"/>
+          <w:color w:val="000000"/>
+          <w:sz w:val="22"/>
+        </w:rPr>
+        <w:t>les indemnites de rupture, e une indemnite au moins egale e 6 mois de salaire reparant integralement le prejudice subi et</w:t>
       </w:r>
     </w:p>
     <w:p>
       <w:r>
-        <w:t>aux salaires qu'elle aurait per�us pendant la p�riode couverte par la nullit� (Cass. soc. 6 novembre 2024).</w:t>
+        <w:rPr>
+          <w:b w:val="0"/>
+          <w:color w:val="000000"/>
+          <w:sz w:val="22"/>
+        </w:rPr>
+        <w:t>aux salaires qu'elle aurait pereus pendant la periode couverte par la nullite (Cass. soc. 6 novembre 2024).</w:t>
       </w:r>
     </w:p>
     <w:p>
@@ -266,32 +490,62 @@
         <w:pStyle w:val="Heading2"/>
       </w:pPr>
       <w:r>
-        <w:t>LES AM�NAGEMENTS DU POSTE DE TRAVAIL</w:t>
+        <w:rPr>
+          <w:b/>
+          <w:color w:val="2F5496"/>
+          <w:sz w:val="24"/>
+        </w:rPr>
+        <w:t>LES AMeNAGEMENTS DU POSTE DE TRAVAIL</w:t>
       </w:r>
     </w:p>
     <w:p>
       <w:r>
+        <w:rPr>
+          <w:b w:val="0"/>
+          <w:color w:val="000000"/>
+          <w:sz w:val="22"/>
+        </w:rPr>
         <w:t>?</w:t>
       </w:r>
     </w:p>
     <w:p>
       <w:r>
-        <w:t>La salari�e b�n�ficie de la possibilit� de s�absenter sur son temps de travail pour se rendre aux examens m�dicaux</w:t>
+        <w:rPr>
+          <w:b w:val="0"/>
+          <w:color w:val="000000"/>
+          <w:sz w:val="22"/>
+        </w:rPr>
+        <w:t>La salariee ben'ficie de la possibilite de s'absenter sur son temps de travail pour se rendre aux examens m'dicaux</w:t>
       </w:r>
     </w:p>
     <w:p>
       <w:r>
-        <w:t>obligatoires sans perte de r�mun�ration. Elle peut en outre solliciter des am�nagements relatifs au poste de travail ou �</w:t>
+        <w:rPr>
+          <w:b w:val="0"/>
+          <w:color w:val="000000"/>
+          <w:sz w:val="22"/>
+        </w:rPr>
+        <w:t>obligatoires sans perte de remuneration. Elle peut en outre solliciter des amenagements relatifs au poste de travail ou e</w:t>
       </w:r>
     </w:p>
     <w:p>
       <w:r>
-        <w:t>l�organisation du travail si sa sant� l�exige. Notons enfin que de nombreuses conventions collectives pr�voient des</w:t>
+        <w:rPr>
+          <w:b w:val="0"/>
+          <w:color w:val="000000"/>
+          <w:sz w:val="22"/>
+        </w:rPr>
+        <w:t>l'organisation du travail si sa sante l'exige. Notons enfin que de nombreuses conventions collectives prevoient des</w:t>
       </w:r>
     </w:p>
     <w:p>
       <w:r>
-        <w:t>mesures particuli�res au regard des temps de pauses et de repos sur le lieu de travail.</w:t>
+        <w:rPr>
+          <w:b w:val="0"/>
+          <w:color w:val="000000"/>
+          <w:sz w:val="22"/>
+        </w:rPr>
+        <w:t>mesures particulieres au regard des temps de pauses et de repos sur le lieu de travail.</w:t>
       </w:r>
     </w:p>
     <w:p/>
@@ -300,7 +554,12 @@
         <w:pStyle w:val="Heading2"/>
       </w:pPr>
       <w:r>
-        <w:t>LA MALADIE ET L�ACCIDENT NON PROFESSIONNELS II �</w:t>
+        <w:rPr>
+          <w:b/>
+          <w:color w:val="2F5496"/>
+          <w:sz w:val="24"/>
+        </w:rPr>
+        <w:t>LA MALADIE ET L'ACCIDENT NON PROFESSIONNELS II e</w:t>
       </w:r>
     </w:p>
     <w:p>
@@ -308,52 +567,102 @@
         <w:pStyle w:val="Heading2"/>
       </w:pPr>
       <w:r>
-        <w:t>LES OBLIGATIONS DU SALARI� A �</w:t>
+        <w:rPr>
+          <w:b/>
+          <w:color w:val="2F5496"/>
+          <w:sz w:val="24"/>
+        </w:rPr>
+        <w:t>LES OBLIGATIONS DU SALARIe A e</w:t>
       </w:r>
     </w:p>
     <w:p>
       <w:r>
-        <w:t>En dehors de l�ex�cution de la relation de travail, le salari� peut contracter une maladie ou avoir un accident l�emp�chant</w:t>
+        <w:rPr>
+          <w:b w:val="0"/>
+          <w:color w:val="000000"/>
+          <w:sz w:val="22"/>
+        </w:rPr>
+        <w:t>En dehors de l'execution de la relation de travail, le salarie peut contracter une maladie ou avoir un accident l'empechant</w:t>
       </w:r>
     </w:p>
     <w:p>
       <w:r>
+        <w:rPr>
+          <w:b w:val="0"/>
+          <w:color w:val="000000"/>
+          <w:sz w:val="22"/>
+        </w:rPr>
         <w:t>de se rendre sur son lieu de travail pour y effectuer sa prestation.</w:t>
       </w:r>
     </w:p>
     <w:p>
       <w:r>
-        <w:t>L�absence qui en d�coule est licite � condition d��tre justifi�e. Le salari� doit :</w:t>
+        <w:rPr>
+          <w:b w:val="0"/>
+          <w:color w:val="000000"/>
+          <w:sz w:val="22"/>
+        </w:rPr>
+        <w:t>L'absence qui en d'coule est licite e condition d'etre justifiee. Le salarie doit :</w:t>
       </w:r>
     </w:p>
     <w:p>
       <w:r>
-        <w:t>dans le d�lai de 48 heures (d�lai pr�vu par l�accord de mensualisation du 10-12-1977) suivant l�arr�t de travail, trans-?</w:t>
+        <w:rPr>
+          <w:b w:val="0"/>
+          <w:color w:val="000000"/>
+          <w:sz w:val="22"/>
+        </w:rPr>
+        <w:t>dans le d'lai de 48 heures (d'lai prevu par l'accord de mensualisation du 10-12-1977) suivant l'arret de travail, trans-?</w:t>
       </w:r>
     </w:p>
     <w:p>
       <w:r>
-        <w:t>mettre � sa caisse de S�curit� sociale l�avis d�arr�t de travail remis par le m�decin.</w:t>
+        <w:rPr>
+          <w:b w:val="0"/>
+          <w:color w:val="000000"/>
+          <w:sz w:val="22"/>
+        </w:rPr>
+        <w:t>mettre e sa caisse de S'curite sociale l'avis d'arret de travail remis par le m'decin.</w:t>
       </w:r>
     </w:p>
     <w:p>
       <w:r>
-        <w:t>et dans le m�me d�lai adresser � son employeur le volet 3 de l�avis d�arr�t de travail. ?</w:t>
+        <w:rPr>
+          <w:b w:val="0"/>
+          <w:color w:val="000000"/>
+          <w:sz w:val="22"/>
+        </w:rPr>
+        <w:t>et dans le m'me d'lai adresser e son employeur le volet 3 de l'avis d'arret de travail. ?</w:t>
       </w:r>
     </w:p>
     <w:p>
       <w:r>
-        <w:t>Le d�faut de respect des d�lais de transmission � la CPAM expose l�assur�, en cas de nouvel envoi tardif dans les 2 ans, �</w:t>
+        <w:rPr>
+          <w:b w:val="0"/>
+          <w:color w:val="000000"/>
+          <w:sz w:val="22"/>
+        </w:rPr>
+        <w:t>Le d'faut de respect des d'lais de transmission e la CPAM expose l'assure, en cas de nouvel envoi tardif dans les 2 ans, e</w:t>
       </w:r>
     </w:p>
     <w:p>
       <w:r>
-        <w:t>la r�duction de moiti� des indemnit�s journali�res. Quant au d�faut de transmission du document � l�employeur, il peut</w:t>
+        <w:rPr>
+          <w:b w:val="0"/>
+          <w:color w:val="000000"/>
+          <w:sz w:val="22"/>
+        </w:rPr>
+        <w:t>la reduction de moitie des indemnites journalieres. Quant au d'faut de transmission du document e l'employeur, il peut</w:t>
       </w:r>
     </w:p>
     <w:p>
       <w:r>
-        <w:t>entra�ner un licenciement, voire pour faute grave.</w:t>
+        <w:rPr>
+          <w:b w:val="0"/>
+          <w:color w:val="000000"/>
+          <w:sz w:val="22"/>
+        </w:rPr>
+        <w:t>entraener un licenciement, voire pour faute grave.</w:t>
       </w:r>
     </w:p>
     <w:p>
@@ -361,17 +670,32 @@
         <w:pStyle w:val="Heading2"/>
       </w:pPr>
       <w:r>
-        <w:t>EFFETS SUR LA RELATION DE TRAVAIL B �</w:t>
+        <w:rPr>
+          <w:b/>
+          <w:color w:val="2F5496"/>
+          <w:sz w:val="24"/>
+        </w:rPr>
+        <w:t>EFFETS SUR LA RELATION DE TRAVAIL B e</w:t>
       </w:r>
     </w:p>
     <w:p>
       <w:r>
-        <w:t>L�arr�t entra�ne la suspension du contrat de travail et d�livre les parties de leurs obligations r�ciproques, si ce n�est</w:t>
+        <w:rPr>
+          <w:b w:val="0"/>
+          <w:color w:val="000000"/>
+          <w:sz w:val="22"/>
+        </w:rPr>
+        <w:t>L'arret entraene la suspension du contrat de travail et d'livre les parties de leurs obligations reciproques, si ce n'est</w:t>
       </w:r>
     </w:p>
     <w:p>
       <w:r>
-        <w:t>l�obligation de loyaut� qui perdure.</w:t>
+        <w:rPr>
+          <w:b w:val="0"/>
+          <w:color w:val="000000"/>
+          <w:sz w:val="22"/>
+        </w:rPr>
+        <w:t>l'obligation de loyaute qui perdure.</w:t>
       </w:r>
     </w:p>
     <w:p>
@@ -379,37 +703,72 @@
         <w:pStyle w:val="Heading2"/>
       </w:pPr>
       <w:r>
-        <w:t>R�MUN�RATION</w:t>
+        <w:rPr>
+          <w:b/>
+          <w:color w:val="2F5496"/>
+          <w:sz w:val="24"/>
+        </w:rPr>
+        <w:t>ReMUNeRATION</w:t>
       </w:r>
     </w:p>
     <w:p>
       <w:r>
+        <w:rPr>
+          <w:b w:val="0"/>
+          <w:color w:val="000000"/>
+          <w:sz w:val="22"/>
+        </w:rPr>
         <w:t>?</w:t>
       </w:r>
     </w:p>
     <w:p>
       <w:r>
-        <w:t>Pendant l�absence, le salari� per�oit, apr�s un d�lai de carence de 3 jours, des indemnit�s journali�res de s�curit� sociale</w:t>
+        <w:rPr>
+          <w:b w:val="0"/>
+          <w:color w:val="000000"/>
+          <w:sz w:val="22"/>
+        </w:rPr>
+        <w:t>Pendant l'absence, le salarie pereoit, apres un d'lai de carence de 3 jours, des indemnites journalieres de s'curite sociale</w:t>
       </w:r>
     </w:p>
     <w:p>
       <w:r>
-        <w:t>qui assurent un revenu de remplacement partiel. Pour le compl�ment, les conventions et accords collectifs en principe,</w:t>
+        <w:rPr>
+          <w:b w:val="0"/>
+          <w:color w:val="000000"/>
+          <w:sz w:val="22"/>
+        </w:rPr>
+        <w:t>qui assurent un revenu de remplacement partiel. Pour le complement, les conventions et accords collectifs en principe,</w:t>
       </w:r>
     </w:p>
     <w:p>
       <w:r>
-        <w:t>ainsi que l�accord de mensualisation de 1977, mettent � la charge de l�employeur le versement du suppl�ment permettant</w:t>
+        <w:rPr>
+          <w:b w:val="0"/>
+          <w:color w:val="000000"/>
+          <w:sz w:val="22"/>
+        </w:rPr>
+        <w:t>ainsi que l'accord de mensualisation de 1977, mettent e la charge de l'employeur le versement du supplement permettant</w:t>
       </w:r>
     </w:p>
     <w:p>
       <w:r>
-        <w:t>de maintenir la r�mun�ration.</w:t>
+        <w:rPr>
+          <w:b w:val="0"/>
+          <w:color w:val="000000"/>
+          <w:sz w:val="22"/>
+        </w:rPr>
+        <w:t>de maintenir la remuneration.</w:t>
       </w:r>
     </w:p>
     <w:p>
       <w:r>
-        <w:t>� noter. Le d�lai de carence peut �tre couvert par l�employeur si la convention collective le pr�voit</w:t>
+        <w:rPr>
+          <w:b w:val="0"/>
+          <w:color w:val="000000"/>
+          <w:sz w:val="22"/>
+        </w:rPr>
+        <w:t>e noter. Le d'lai de carence peut etre couvert par l'employeur si la convention collective le prevoit</w:t>
       </w:r>
     </w:p>
     <w:p>
@@ -417,52 +776,102 @@
         <w:pStyle w:val="Heading2"/>
       </w:pPr>
       <w:r>
-        <w:t>CONG�S</w:t>
+        <w:rPr>
+          <w:b/>
+          <w:color w:val="2F5496"/>
+          <w:sz w:val="24"/>
+        </w:rPr>
+        <w:t>CONGeS</w:t>
       </w:r>
     </w:p>
     <w:p>
       <w:r>
+        <w:rPr>
+          <w:b w:val="0"/>
+          <w:color w:val="000000"/>
+          <w:sz w:val="22"/>
+        </w:rPr>
         <w:t>?</w:t>
       </w:r>
     </w:p>
     <w:p>
       <w:r>
-        <w:t>Si le salari� est malade pendant la p�riode de cong�s pay�s, il n�a droit � aucun jour suppl�mentaire et ne peut pas</w:t>
+        <w:rPr>
+          <w:b w:val="0"/>
+          <w:color w:val="000000"/>
+          <w:sz w:val="22"/>
+        </w:rPr>
+        <w:t>Si le salarie est malade pendant la periode de conges payes, il n'a droit e aucun jour supplementaire et ne peut pas</w:t>
       </w:r>
     </w:p>
     <w:p>
       <w:r>
-        <w:t>prolonger son cong�, sauf disposition collective contraire.</w:t>
+        <w:rPr>
+          <w:b w:val="0"/>
+          <w:color w:val="000000"/>
+          <w:sz w:val="22"/>
+        </w:rPr>
+        <w:t>prolonger son conge, sauf disposition collective contraire.</w:t>
       </w:r>
     </w:p>
     <w:p>
       <w:r>
-        <w:t>Si le salari� tombe malade avant son d�part en cong�s, et qu�il n�a donc pu les prendre du fait de son arr�t, il b�n�ficie</w:t>
+        <w:rPr>
+          <w:b w:val="0"/>
+          <w:color w:val="000000"/>
+          <w:sz w:val="22"/>
+        </w:rPr>
+        <w:t>Si le salarie tombe malade avant son d'part en conges, et qu'il n'a donc pu les prendre du fait de son arret, il ben'ficie</w:t>
       </w:r>
     </w:p>
     <w:p>
       <w:r>
-        <w:t>d�une p�riode de report de 15 mois pour les prendre. � l�issue de ce d�lai, les cong�s non pris sont perdus.</w:t>
+        <w:rPr>
+          <w:b w:val="0"/>
+          <w:color w:val="000000"/>
+          <w:sz w:val="22"/>
+        </w:rPr>
+        <w:t>d'une periode de report de 15 mois pour les prendre. e l'issue de ce d'lai, les conges non pris sont perdus.</w:t>
       </w:r>
     </w:p>
     <w:p>
       <w:r>
-        <w:t>Enfin, le salari� en arr�t de travail pour maladie ou accident non professionnels continue � acqu�rir des droits � cong�s</w:t>
+        <w:rPr>
+          <w:b w:val="0"/>
+          <w:color w:val="000000"/>
+          <w:sz w:val="22"/>
+        </w:rPr>
+        <w:t>Enfin, le salarie en arret de travail pour maladie ou accident non professionnels continue e acquerir des droits e conges</w:t>
       </w:r>
     </w:p>
     <w:p>
       <w:r>
-        <w:t>pay�s pendant la suspension de son contrat (cf. Fiche 9), dans la limite de 2 jours ouvrables par mois. Lorsque le salari�</w:t>
+        <w:rPr>
+          <w:b w:val="0"/>
+          <w:color w:val="000000"/>
+          <w:sz w:val="22"/>
+        </w:rPr>
+        <w:t>payes pendant la suspension de son contrat (cf. Fiche 9), dans la limite de 2 jours ouvrables par mois. Lorsque le salarie</w:t>
       </w:r>
     </w:p>
     <w:p>
       <w:r>
-        <w:t>s�est trouv� en arr�t de travail pendant toute la p�riode d�acquisition des cong�s (p�riode de r�f�rence), il b�n�ficie</w:t>
+        <w:rPr>
+          <w:b w:val="0"/>
+          <w:color w:val="000000"/>
+          <w:sz w:val="22"/>
+        </w:rPr>
+        <w:t>s'est trouve en arret de travail pendant toute la periode d'acquisition des conges (periode de reference), il ben'ficie</w:t>
       </w:r>
     </w:p>
     <w:p>
       <w:r>
-        <w:t>d�une p�riode de report de 15 mois.</w:t>
+        <w:rPr>
+          <w:b w:val="0"/>
+          <w:color w:val="000000"/>
+          <w:sz w:val="22"/>
+        </w:rPr>
+        <w:t>d'une periode de report de 15 mois.</w:t>
       </w:r>
     </w:p>
     <w:p>
@@ -470,122 +879,242 @@
         <w:pStyle w:val="Heading2"/>
       </w:pPr>
       <w:r>
-        <w:t>CONTR�LE</w:t>
+        <w:rPr>
+          <w:b/>
+          <w:color w:val="2F5496"/>
+          <w:sz w:val="24"/>
+        </w:rPr>
+        <w:t>CONTReLE</w:t>
       </w:r>
     </w:p>
     <w:p>
       <w:r>
+        <w:rPr>
+          <w:b w:val="0"/>
+          <w:color w:val="000000"/>
+          <w:sz w:val="22"/>
+        </w:rPr>
         <w:t>?</w:t>
       </w:r>
     </w:p>
     <w:p>
       <w:r>
-        <w:t>Contr�le par la Caisse Primaire d�assurance maladie. La Caisse d�assurance maladie assure le versement des indemnit�s</w:t>
+        <w:rPr>
+          <w:b w:val="0"/>
+          <w:color w:val="000000"/>
+          <w:sz w:val="22"/>
+        </w:rPr>
+        <w:t>Contrele par la Caisse Primaire d'assurance maladie. La Caisse d'assurance maladie assure le versement des indemnites</w:t>
       </w:r>
     </w:p>
     <w:p>
       <w:r>
-        <w:t>journali�res et le remboursement des prestations en nature. � ce titre le l�gislateur lui reconna�t la possibilit� de faire contr�ler</w:t>
+        <w:rPr>
+          <w:b w:val="0"/>
+          <w:color w:val="000000"/>
+          <w:sz w:val="22"/>
+        </w:rPr>
+        <w:t>journalieres et le remboursement des prestations en nature. e ce titre le l'gislateur lui reconnaet la possibilite de faire contreler</w:t>
       </w:r>
     </w:p>
     <w:p>
       <w:r>
-        <w:t>l�exactitude et la r�alit� de l�arr�t maladie d�livr� par le m�decin traitant. Elle diligente � cet effet un m�decin contr�leur charg�</w:t>
+        <w:rPr>
+          <w:b w:val="0"/>
+          <w:color w:val="000000"/>
+          <w:sz w:val="22"/>
+        </w:rPr>
+        <w:t>l'exactitude et la realite de l'arret maladie d'livre par le m'decin traitant. Elle diligente e cet effet un m'decin contreleur charge</w:t>
       </w:r>
     </w:p>
     <w:p>
       <w:r>
-        <w:t>de v�rifier l�absence d�abus dans la prescription m�dicale. Le contr�le porte sur l�ensemble des aspects qui conditionnent</w:t>
+        <w:rPr>
+          <w:b w:val="0"/>
+          <w:color w:val="000000"/>
+          <w:sz w:val="22"/>
+        </w:rPr>
+        <w:t>de verifier l'absence d'abus dans la prescription m'dicale. Le contrele porte sur l'ensemble des aspects qui conditionnent</w:t>
       </w:r>
     </w:p>
     <w:p>
       <w:r>
-        <w:t>l�ouverture des droits aux prestations en esp�ces ou en nature de la s�curit� sociale (art. 315-1 C. SS) et s�effectue sur les</w:t>
+        <w:rPr>
+          <w:b w:val="0"/>
+          <w:color w:val="000000"/>
+          <w:sz w:val="22"/>
+        </w:rPr>
+        <w:t>l'ouverture des droits aux prestations en especes ou en nature de la s'curite sociale (art. 315-1 C. SS) et s'effectue sur les</w:t>
       </w:r>
     </w:p>
     <w:p>
       <w:r>
-        <w:t>p�riodes o� le salari� n�est pas autoris� � sortir. � cet �gard la haute cour a retenu l�absence de faute du salari� sorti � l�occasion</w:t>
+        <w:rPr>
+          <w:b w:val="0"/>
+          <w:color w:val="000000"/>
+          <w:sz w:val="22"/>
+        </w:rPr>
+        <w:t>periodes oe le salarie n'est pas autorise e sortir. e cet egard la haute cour a retenu l'absence de faute du salarie sorti e l'occasion</w:t>
       </w:r>
     </w:p>
     <w:p>
       <w:r>
-        <w:t>d�un contr�le dans la mesure o� l�arr�t de travail portait la mention � sorties libres � (Cass. soc. 9 mars 2006).</w:t>
+        <w:rPr>
+          <w:b w:val="0"/>
+          <w:color w:val="000000"/>
+          <w:sz w:val="22"/>
+        </w:rPr>
+        <w:t>d'un contrele dans la mesure oe l'arret de travail portait la mention e sorties libres e (Cass. soc. 9 mars 2006).</w:t>
       </w:r>
     </w:p>
     <w:p>
       <w:r>
-        <w:t>Toute fraude directe ou indirecte est sanctionn�e (art. 377-2 � 377-5 C. SS) p�nalement par une peine d�amende ou/et</w:t>
+        <w:rPr>
+          <w:b w:val="0"/>
+          <w:color w:val="000000"/>
+          <w:sz w:val="22"/>
+        </w:rPr>
+        <w:t>Toute fraude directe ou indirecte est sanctionnee (art. 377-2 e 377-5 C. SS) penalement par une peine d'amende ou/et</w:t>
       </w:r>
     </w:p>
     <w:p>
       <w:r>
-        <w:t>d�emprisonnement en fonction de la qualification donn�e aux faits.</w:t>
+        <w:rPr>
+          <w:b w:val="0"/>
+          <w:color w:val="000000"/>
+          <w:sz w:val="22"/>
+        </w:rPr>
+        <w:t>d'emprisonnement en fonction de la qualification donnee aux faits.</w:t>
       </w:r>
     </w:p>
     <w:p>
       <w:r>
-        <w:t>Dans cette hypoth�se, le versement au salari� des indemnit�s de s�curit� sociales peut �tre suspendu ou supprim�es.</w:t>
+        <w:rPr>
+          <w:b w:val="0"/>
+          <w:color w:val="000000"/>
+          <w:sz w:val="22"/>
+        </w:rPr>
+        <w:t>Dans cette hypothese, le versement au salarie des indemnites de s'curite sociales peut etre suspendu ou supprimees.</w:t>
       </w:r>
     </w:p>
     <w:p>
       <w:r>
-        <w:t>Contr�le par l�employeur. Le contr�le peut �tre r�alis� � la demande de l�employeur et doit �tre compris comme la</w:t>
+        <w:rPr>
+          <w:b w:val="0"/>
+          <w:color w:val="000000"/>
+          <w:sz w:val="22"/>
+        </w:rPr>
+        <w:t>Contrele par l'employeur. Le contrele peut etre realise e la demande de l'employeur et doit etre compris comme la</w:t>
       </w:r>
     </w:p>
     <w:p>
       <w:r>
-        <w:t>contrepartie des indemnit�s compl�mentaires qu�il peut �tre amen� � verser au salari�. Il est pr�vu � l�article 1 de</w:t>
+        <w:rPr>
+          <w:b w:val="0"/>
+          <w:color w:val="000000"/>
+          <w:sz w:val="22"/>
+        </w:rPr>
+        <w:t>contrepartie des indemnites complementaires qu'il peut etre amene e verser au salarie. Il est prevu e l'article 1 de</w:t>
       </w:r>
     </w:p>
     <w:p>
       <w:r>
-        <w:t>l�accord de mensualisation de 1978 et � l�article 315-1 (II) du code de la s�curit� sociale. Pour le r�aliser, l�employeur</w:t>
+        <w:rPr>
+          <w:b w:val="0"/>
+          <w:color w:val="000000"/>
+          <w:sz w:val="22"/>
+        </w:rPr>
+        <w:t>l'accord de mensualisation de 1978 et e l'article 315-1 (II) du code de la s'curite sociale. Pour le realiser, l'employeur</w:t>
       </w:r>
     </w:p>
     <w:p>
       <w:r>
-        <w:t>a toute libert� dans le choix du m�decin charg� de contr�ler le salari� et ce dernier ne peut exiger la pr�sence de son</w:t>
+        <w:rPr>
+          <w:b w:val="0"/>
+          <w:color w:val="000000"/>
+          <w:sz w:val="22"/>
+        </w:rPr>
+        <w:t>a toute liberte dans le choix du m'decin charge de contreler le salarie et ce dernier ne peut exiger la presence de son</w:t>
       </w:r>
     </w:p>
     <w:p>
       <w:r>
-        <w:t>m�decin traitant ou de celui de la s�curit� sociale � l�occasion du contr�le.</w:t>
+        <w:rPr>
+          <w:b w:val="0"/>
+          <w:color w:val="000000"/>
+          <w:sz w:val="22"/>
+        </w:rPr>
+        <w:t>m'decin traitant ou de celui de la s'curite sociale e l'occasion du contrele.</w:t>
       </w:r>
     </w:p>
     <w:p>
       <w:r>
-        <w:t>Les cons�quences varient selon les constatations du m�decin.</w:t>
+        <w:rPr>
+          <w:b w:val="0"/>
+          <w:color w:val="000000"/>
+          <w:sz w:val="22"/>
+        </w:rPr>
+        <w:t>Les consequences varient selon les constatations du m'decin.</w:t>
       </w:r>
     </w:p>
     <w:p>
       <w:r>
-        <w:t>Soit l�arr�t est justifi� et le salari� continue de percevoir les indemnit�s de s�curit� sociale ainsi que les indemnit�s ?</w:t>
+        <w:rPr>
+          <w:b w:val="0"/>
+          <w:color w:val="000000"/>
+          <w:sz w:val="22"/>
+        </w:rPr>
+        <w:t>Soit l'arret est justifie et le salarie continue de percevoir les indemnites de s'curite sociale ainsi que les indemnites ?</w:t>
       </w:r>
     </w:p>
     <w:p>
       <w:r>
-        <w:t>compl�mentaires vers�es par l�employeur.</w:t>
+        <w:rPr>
+          <w:b w:val="0"/>
+          <w:color w:val="000000"/>
+          <w:sz w:val="22"/>
+        </w:rPr>
+        <w:t>complementaires versees par l'employeur.</w:t>
       </w:r>
     </w:p>
     <w:p>
       <w:r>
-        <w:t>Soit l�arr�t est justifi�, mais le m�decin fixe une date de retour au travail anticip�e. Dans ce cas si le salari� s�en tient � ?</w:t>
+        <w:rPr>
+          <w:b w:val="0"/>
+          <w:color w:val="000000"/>
+          <w:sz w:val="22"/>
+        </w:rPr>
+        <w:t>Soit l'arret est justifie, mais le m'decin fixe une date de retour au travail anticipee. Dans ce cas si le salarie s'en tient e ?</w:t>
       </w:r>
     </w:p>
     <w:p>
       <w:r>
-        <w:t>la dur�e initiale, l�employeur est fond� � suspendre les indemnit�s qu�il verse.</w:t>
+        <w:rPr>
+          <w:b w:val="0"/>
+          <w:color w:val="000000"/>
+          <w:sz w:val="22"/>
+        </w:rPr>
+        <w:t>la duree initiale, l'employeur est fonde e suspendre les indemnites qu'il verse.</w:t>
       </w:r>
     </w:p>
     <w:p>
       <w:r>
-        <w:t>Soit l�arr�t ne para�t pas justifi� et le m�decin contr�leur transmet sa d�cision au service du contr�le m�dical de la ?</w:t>
+        <w:rPr>
+          <w:b w:val="0"/>
+          <w:color w:val="000000"/>
+          <w:sz w:val="22"/>
+        </w:rPr>
+        <w:t>Soit l'arret ne paraet pas justifie et le m'decin contreleur transmet sa d'cision au service du contrele m'dical de la ?</w:t>
       </w:r>
     </w:p>
     <w:p>
       <w:r>
-        <w:t>Caisse primaire qui proc�de au contr�le de l�assur�.</w:t>
+        <w:rPr>
+          <w:b w:val="0"/>
+          <w:color w:val="000000"/>
+          <w:sz w:val="22"/>
+        </w:rPr>
+        <w:t>Caisse primaire qui procede au contrele de l'assure.</w:t>
       </w:r>
     </w:p>
     <w:p>
@@ -593,7 +1122,12 @@
         <w:pStyle w:val="Heading2"/>
       </w:pPr>
       <w:r>
-        <w:t>LA MALADIE ET L�ACCIDENT PROFESSIONNELS III �</w:t>
+        <w:rPr>
+          <w:b/>
+          <w:color w:val="2F5496"/>
+          <w:sz w:val="24"/>
+        </w:rPr>
+        <w:t>LA MALADIE ET L'ACCIDENT PROFESSIONNELS III e</w:t>
       </w:r>
     </w:p>
     <w:p>
@@ -601,7 +1135,12 @@
         <w:pStyle w:val="Heading2"/>
       </w:pPr>
       <w:r>
-        <w:t>L�ACCIDENT PROFESSIONNEL A �</w:t>
+        <w:rPr>
+          <w:b/>
+          <w:color w:val="2F5496"/>
+          <w:sz w:val="24"/>
+        </w:rPr>
+        <w:t>L'ACCIDENT PROFESSIONNEL A e</w:t>
       </w:r>
     </w:p>
     <w:p>
@@ -609,32 +1148,62 @@
         <w:pStyle w:val="Heading2"/>
       </w:pPr>
       <w:r>
+        <w:rPr>
+          <w:b/>
+          <w:color w:val="7030A0"/>
+          <w:sz w:val="24"/>
+        </w:rPr>
         <w:t>CONDITIONS</w:t>
       </w:r>
     </w:p>
     <w:p>
       <w:r>
+        <w:rPr>
+          <w:b w:val="0"/>
+          <w:color w:val="7030A0"/>
+          <w:sz w:val="22"/>
+        </w:rPr>
         <w:t>?</w:t>
       </w:r>
     </w:p>
     <w:p>
       <w:r>
-        <w:t>L�accident du travail est : � l�accident survenu par le fait ou � l�occasion du travail � toute personne salari�e ou travaillant,</w:t>
+        <w:rPr>
+          <w:b w:val="0"/>
+          <w:color w:val="7030A0"/>
+          <w:sz w:val="22"/>
+        </w:rPr>
+        <w:t>L'accident du travail est : e l'accident survenu par le fait ou e l'occasion du travail e toute personne salariee ou travaillant,</w:t>
       </w:r>
     </w:p>
     <w:p>
       <w:r>
-        <w:t>� quelque titre ou en quelque lieu que ce soit, pour un ou plusieurs employeurs ou chefs d�entreprise� (art. L. 411-1 C.</w:t>
+        <w:rPr>
+          <w:b w:val="0"/>
+          <w:color w:val="7030A0"/>
+          <w:sz w:val="22"/>
+        </w:rPr>
+        <w:t>e quelque titre ou en quelque lieu que ce soit, pour un ou plusieurs employeurs ou chefs d'entreprisee (art. L. 411-1 C.</w:t>
       </w:r>
     </w:p>
     <w:p>
       <w:r>
+        <w:rPr>
+          <w:b w:val="0"/>
+          <w:color w:val="7030A0"/>
+          <w:sz w:val="22"/>
+        </w:rPr>
         <w:t>SS).</w:t>
       </w:r>
     </w:p>
     <w:p>
       <w:r>
-        <w:t>Il suppose donc la r�union de plusieurs conditions :</w:t>
+        <w:rPr>
+          <w:b w:val="0"/>
+          <w:color w:val="7030A0"/>
+          <w:sz w:val="22"/>
+        </w:rPr>
+        <w:t>Il suppose donc la reunion de plusieurs conditions :</w:t>
       </w:r>
     </w:p>
     <w:p>
@@ -642,7 +1211,12 @@
         <w:pStyle w:val="ListBullet"/>
       </w:pPr>
       <w:r>
-        <w:t>un accident, entendu comme un �v�nement brutal, soudain et fortuit ; -</w:t>
+        <w:rPr>
+          <w:b w:val="0"/>
+          <w:color w:val="7030A0"/>
+          <w:sz w:val="22"/>
+        </w:rPr>
+        <w:t>un accident, entendu comme un evenement brutal, soudain et fortuit ;</w:t>
       </w:r>
     </w:p>
     <w:p>
@@ -650,7 +1224,12 @@
         <w:pStyle w:val="ListBullet"/>
       </w:pPr>
       <w:r>
-        <w:t>l�accident doit avoir provoqu� une l�sion du corps humain, un dommage corporel ; -</w:t>
+        <w:rPr>
+          <w:b w:val="0"/>
+          <w:color w:val="7030A0"/>
+          <w:sz w:val="22"/>
+        </w:rPr>
+        <w:t>l'accident doit avoir provoque une l'sion du corps humain, un dommage corporel ;</w:t>
       </w:r>
     </w:p>
     <w:p>
@@ -658,17 +1237,32 @@
         <w:pStyle w:val="ListBullet"/>
       </w:pPr>
       <w:r>
-        <w:t>l�accident est survenu � l�occasion du travail c�est-�-dire pendant le temps de travail ou �tre cons�cutif � l�ex�cution -</w:t>
+        <w:rPr>
+          <w:b w:val="0"/>
+          <w:color w:val="7030A0"/>
+          <w:sz w:val="22"/>
+        </w:rPr>
+        <w:t>l'accident est survenu e l'occasion du travail c'est-e-dire pendant le temps de travail ou etre consecutif e l'execution</w:t>
       </w:r>
     </w:p>
     <w:p>
       <w:r>
-        <w:t>d�actes n�cessit�s par l�activit� professionnelle.</w:t>
+        <w:rPr>
+          <w:b w:val="0"/>
+          <w:color w:val="7030A0"/>
+          <w:sz w:val="22"/>
+        </w:rPr>
+        <w:t>d'actes n'cessites par l'activite professionnelle.</w:t>
       </w:r>
     </w:p>
     <w:p>
       <w:r>
-        <w:t>L�accident de trajet est aussi consid�r� comme accident du travail si :</w:t>
+        <w:rPr>
+          <w:b w:val="0"/>
+          <w:color w:val="7030A0"/>
+          <w:sz w:val="22"/>
+        </w:rPr>
+        <w:t>L'accident de trajet est aussi considere comme accident du travail si :</w:t>
       </w:r>
     </w:p>
     <w:p>
@@ -676,7 +1270,12 @@
         <w:pStyle w:val="ListBullet"/>
       </w:pPr>
       <w:r>
-        <w:t>il survient entre le trajet aller et retour domicile / travail ; -</w:t>
+        <w:rPr>
+          <w:b w:val="0"/>
+          <w:color w:val="7030A0"/>
+          <w:sz w:val="22"/>
+        </w:rPr>
+        <w:t>il survient entre le trajet aller et retour domicile / travail ;</w:t>
       </w:r>
     </w:p>
     <w:p>
@@ -684,22 +1283,42 @@
         <w:pStyle w:val="ListBullet"/>
       </w:pPr>
       <w:r>
-        <w:t>il survient entre le trajet aller et retour travail/ lieu de restauration du salari�. -</w:t>
+        <w:rPr>
+          <w:b w:val="0"/>
+          <w:color w:val="7030A0"/>
+          <w:sz w:val="22"/>
+        </w:rPr>
+        <w:t>il survient entre le trajet aller et retour travail/ lieu de restauration du salarie.</w:t>
       </w:r>
     </w:p>
     <w:p>
       <w:r>
-        <w:t>Pour b�n�ficier de la qualification d�accident du travail le parcours suivi doit �tre normal, c�est-�-dire, sans �tre</w:t>
+        <w:rPr>
+          <w:b w:val="0"/>
+          <w:color w:val="7030A0"/>
+          <w:sz w:val="22"/>
+        </w:rPr>
+        <w:t>Pour ben'ficier de la qualification d'accident du travail le parcours suivi doit etre normal, c'est-e-dire, sans etre</w:t>
       </w:r>
     </w:p>
     <w:p>
       <w:r>
-        <w:t>n�cessairement direct (la jurisprudence admet les d�tours pour les besoins de la vie courante), correspondre � une</w:t>
+        <w:rPr>
+          <w:b w:val="0"/>
+          <w:color w:val="7030A0"/>
+          <w:sz w:val="22"/>
+        </w:rPr>
+        <w:t>n'cessairement direct (la jurisprudence admet les d'tours pour les besoins de la vie courante), correspondre e une</w:t>
       </w:r>
     </w:p>
     <w:p>
       <w:r>
-        <w:t>dur�e et un parcours raisonnables</w:t>
+        <w:rPr>
+          <w:b w:val="0"/>
+          <w:color w:val="7030A0"/>
+          <w:sz w:val="22"/>
+        </w:rPr>
+        <w:t>duree et un parcours raisonnables</w:t>
       </w:r>
     </w:p>
     <w:p>
@@ -707,27 +1326,52 @@
         <w:pStyle w:val="Heading2"/>
       </w:pPr>
       <w:r>
+        <w:rPr>
+          <w:b/>
+          <w:color w:val="2F5496"/>
+          <w:sz w:val="24"/>
+        </w:rPr>
         <w:t>OBLIGATIONS</w:t>
       </w:r>
     </w:p>
     <w:p>
       <w:r>
+        <w:rPr>
+          <w:b w:val="0"/>
+          <w:color w:val="000000"/>
+          <w:sz w:val="22"/>
+        </w:rPr>
         <w:t>?</w:t>
       </w:r>
     </w:p>
     <w:p>
       <w:r>
-        <w:t>Le salari� victime d�un accident du travail doit en informer son employeur dans les 24 heures sauf s�il se trouve dans</w:t>
+        <w:rPr>
+          <w:b w:val="0"/>
+          <w:color w:val="000000"/>
+          <w:sz w:val="22"/>
+        </w:rPr>
+        <w:t>Le salarie victime d'un accident du travail doit en informer son employeur dans les 24 heures sauf s'il se trouve dans</w:t>
       </w:r>
     </w:p>
     <w:p>
       <w:r>
-        <w:t>l�impossibilit� absolue de le faire ou en cas de motif l�gitime.</w:t>
+        <w:rPr>
+          <w:b w:val="0"/>
+          <w:color w:val="000000"/>
+          <w:sz w:val="22"/>
+        </w:rPr>
+        <w:t>l'impossibilite absolue de le faire ou en cas de motif l'gitime.</w:t>
       </w:r>
     </w:p>
     <w:p>
       <w:r>
-        <w:t>L�employeur, pour sa part, doit d�clarer l�accident � la CPAM (Caisse primaire d�assurance maladie) dans les 48 heures.</w:t>
+        <w:rPr>
+          <w:b w:val="0"/>
+          <w:color w:val="000000"/>
+          <w:sz w:val="22"/>
+        </w:rPr>
+        <w:t>L'employeur, pour sa part, doit d'clarer l'accident e la CPAM (Caisse primaire d'assurance maladie) dans les 48 heures.</w:t>
       </w:r>
     </w:p>
     <w:p>
@@ -735,7 +1379,12 @@
         <w:pStyle w:val="Heading2"/>
       </w:pPr>
       <w:r>
-        <w:t>LA MALADIE PROFESSIONNELLE B �</w:t>
+        <w:rPr>
+          <w:b/>
+          <w:color w:val="2F5496"/>
+          <w:sz w:val="24"/>
+        </w:rPr>
+        <w:t>LA MALADIE PROFESSIONNELLE B e</w:t>
       </w:r>
     </w:p>
     <w:p>
@@ -743,37 +1392,72 @@
         <w:pStyle w:val="Heading2"/>
       </w:pPr>
       <w:r>
+        <w:rPr>
+          <w:b/>
+          <w:color w:val="7030A0"/>
+          <w:sz w:val="24"/>
+        </w:rPr>
         <w:t>CONDITIONS</w:t>
       </w:r>
     </w:p>
     <w:p>
       <w:r>
+        <w:rPr>
+          <w:b w:val="0"/>
+          <w:color w:val="7030A0"/>
+          <w:sz w:val="22"/>
+        </w:rPr>
         <w:t>?</w:t>
       </w:r>
     </w:p>
     <w:p>
       <w:r>
-        <w:t>La maladie doit �tre la cons�quence directe de l�exposition d�un travailleur � un risque physique, chimique, biologique,</w:t>
+        <w:rPr>
+          <w:b w:val="0"/>
+          <w:color w:val="7030A0"/>
+          <w:sz w:val="22"/>
+        </w:rPr>
+        <w:t>La maladie doit etre la consequence directe de l'exposition d'un travailleur e un risque physique, chimique, biologique,</w:t>
       </w:r>
     </w:p>
     <w:p>
       <w:r>
-        <w:t>ou r�sulter des conditions dans lesquelles il exerce son activit� professionnelle. Cette formule suppose une action lente</w:t>
+        <w:rPr>
+          <w:b w:val="0"/>
+          <w:color w:val="7030A0"/>
+          <w:sz w:val="22"/>
+        </w:rPr>
+        <w:t>ou resulter des conditions dans lesquelles il exerce son activite professionnelle. Cette formule suppose une action lente</w:t>
       </w:r>
     </w:p>
     <w:p>
       <w:r>
-        <w:t>et continue d�agents toxiques ou microbiens sur la sant� du salari�. Elle inclut tout autant les cons�quences d�une</w:t>
+        <w:rPr>
+          <w:b w:val="0"/>
+          <w:color w:val="7030A0"/>
+          <w:sz w:val="22"/>
+        </w:rPr>
+        <w:t>et continue d'agents toxiques ou microbiens sur la sante du salarie. Elle inclut tout autant les consequences d'une</w:t>
       </w:r>
     </w:p>
     <w:p>
       <w:r>
-        <w:t>posture ou d�une ambiance au travail ayant produit des effets sur la sant� mentale et ou physique du salari�.</w:t>
+        <w:rPr>
+          <w:b w:val="0"/>
+          <w:color w:val="7030A0"/>
+          <w:sz w:val="22"/>
+        </w:rPr>
+        <w:t>posture ou d'une ambiance au travail ayant produit des effets sur la sante mentale et ou physique du salarie.</w:t>
       </w:r>
     </w:p>
     <w:p>
       <w:r>
-        <w:t>Pour �tre reconnue professionnelle, la maladie doit :</w:t>
+        <w:rPr>
+          <w:b w:val="0"/>
+          <w:color w:val="7030A0"/>
+          <w:sz w:val="22"/>
+        </w:rPr>
+        <w:t>Pour etre reconnue professionnelle, la maladie doit :</w:t>
       </w:r>
     </w:p>
     <w:p>
@@ -781,42 +1465,76 @@
         <w:pStyle w:val="ListBullet"/>
       </w:pPr>
       <w:r>
-        <w:t>soit appartenir au tableau des maladies professionnelles pr�vu � l�article R. 461-3 du Code de la s�curit� sociale, -</w:t>
+        <w:rPr>
+          <w:b w:val="0"/>
+          <w:color w:val="7030A0"/>
+          <w:sz w:val="22"/>
+        </w:rPr>
+        <w:t>soit appartenir au tableau des maladies professionnelles prevu e l'article R. 461-3 du Code de la s'curite sociale,</w:t>
       </w:r>
     </w:p>
     <w:p>
       <w:r>
+        <w:rPr>
+          <w:b w:val="0"/>
+          <w:color w:val="7030A0"/>
+          <w:sz w:val="22"/>
+        </w:rPr>
         <w:t>annexe II.</w:t>
       </w:r>
     </w:p>
     <w:p>
       <w:r>
-        <w:t>� noter : Le fait de d�velopper une pathologie inscrite au tableau fait pr�sumer le caract�re professionnel de la maladie.</w:t>
+        <w:rPr>
+          <w:b w:val="0"/>
+          <w:color w:val="7030A0"/>
+          <w:sz w:val="22"/>
+        </w:rPr>
+        <w:t>e noter : Le fait de d'velopper une pathologie inscrite au tableau fait presumer le caractere professionnel de la maladie.</w:t>
       </w:r>
     </w:p>
-    <w:p/>
     <w:p/>
     <w:p>
       <w:pPr>
         <w:pStyle w:val="ListBullet"/>
       </w:pPr>
       <w:r>
-        <w:t>soit, si la maladie est hors tableau, �tre essentiellement et directement caus�e par le travail habituel du salari�, et -</w:t>
+        <w:rPr>
+          <w:b w:val="0"/>
+          <w:color w:val="7030A0"/>
+          <w:sz w:val="22"/>
+        </w:rPr>
+        <w:t>soit, si la maladie est hors tableau, etre essentiellement et directement causee par le travail habituel du salarie, et</w:t>
       </w:r>
     </w:p>
     <w:p>
       <w:r>
-        <w:t>avoir entra�n� le d�c�s de la victime ou une incapacit� permanente d�un taux au moins �gal � 25%. La reconnaissance</w:t>
+        <w:rPr>
+          <w:b w:val="0"/>
+          <w:color w:val="7030A0"/>
+          <w:sz w:val="22"/>
+        </w:rPr>
+        <w:t>avoir entraen' le d'c's de la victime ou une incapacite permanente d'un taux au moins egal e 25%. La reconnaissance</w:t>
       </w:r>
     </w:p>
     <w:p>
       <w:r>
-        <w:t>du caract�re professionnel de la maladie est confi�e aux Comit�s R�gionaux de Reconnaissance des Maladies</w:t>
+        <w:rPr>
+          <w:b w:val="0"/>
+          <w:color w:val="7030A0"/>
+          <w:sz w:val="22"/>
+        </w:rPr>
+        <w:t>du caractere professionnel de la maladie est confiee aux Comites Regionaux de Reconnaissance des Maladies</w:t>
       </w:r>
     </w:p>
     <w:p>
       <w:r>
-        <w:t>Professionnelles (CRRMP), qui dispose d�un d�lai de 4 mois � compter de sa saisine pour rendre un avis motiv�.</w:t>
+        <w:rPr>
+          <w:b w:val="0"/>
+          <w:color w:val="7030A0"/>
+          <w:sz w:val="22"/>
+        </w:rPr>
+        <w:t>Professionnelles (CRRMP), qui dispose d'un d'lai de 4 mois e compter de sa saisine pour rendre un avis motive.</w:t>
       </w:r>
     </w:p>
     <w:p>
@@ -824,37 +1542,72 @@
         <w:pStyle w:val="Heading2"/>
       </w:pPr>
       <w:r>
+        <w:rPr>
+          <w:b/>
+          <w:color w:val="2F5496"/>
+          <w:sz w:val="24"/>
+        </w:rPr>
         <w:t>OBLIGATIONS</w:t>
       </w:r>
     </w:p>
     <w:p>
       <w:r>
+        <w:rPr>
+          <w:b w:val="0"/>
+          <w:color w:val="000000"/>
+          <w:sz w:val="22"/>
+        </w:rPr>
         <w:t>?</w:t>
       </w:r>
     </w:p>
     <w:p>
       <w:r>
-        <w:t>Le salari� victime d�une maladie professionnelle doit en faire la d�claration personnellement � la CPAM dans les 15 jours</w:t>
+        <w:rPr>
+          <w:b w:val="0"/>
+          <w:color w:val="000000"/>
+          <w:sz w:val="22"/>
+        </w:rPr>
+        <w:t>Le salarie victime d'une maladie professionnelle doit en faire la d'claration personnellement e la CPAM dans les 15 jours</w:t>
       </w:r>
     </w:p>
     <w:p>
       <w:r>
+        <w:rPr>
+          <w:b w:val="0"/>
+          <w:color w:val="000000"/>
+          <w:sz w:val="22"/>
+        </w:rPr>
         <w:t>qui suivent la cessation du travail.</w:t>
       </w:r>
     </w:p>
     <w:p>
       <w:r>
-        <w:t>� l�issue de l�arr�t, le salari� doit retrouver son poste ou un poste �quivalent et en cas d�inaptitude, l�employeur doit</w:t>
+        <w:rPr>
+          <w:b w:val="0"/>
+          <w:color w:val="000000"/>
+          <w:sz w:val="22"/>
+        </w:rPr>
+        <w:t>e l'issue de l'arret, le salarie doit retrouver son poste ou un poste equivalent et en cas d'inaptitude, l'employeur doit</w:t>
       </w:r>
     </w:p>
     <w:p>
       <w:r>
-        <w:t>proc�der � son reclassement. � d�faut, c�est-�-dire en cas d�impossibilit� de reclassement, le licenciement est autoris�</w:t>
+        <w:rPr>
+          <w:b w:val="0"/>
+          <w:color w:val="000000"/>
+          <w:sz w:val="22"/>
+        </w:rPr>
+        <w:t>proceder e son reclassement. e d'faut, c'est-e-dire en cas d'impossibilite de reclassement, le licenciement est autorise</w:t>
       </w:r>
     </w:p>
     <w:p>
       <w:r>
-        <w:t>avec une indemnit� major�e.</w:t>
+        <w:rPr>
+          <w:b w:val="0"/>
+          <w:color w:val="000000"/>
+          <w:sz w:val="22"/>
+        </w:rPr>
+        <w:t>avec une indemnite majoree.</w:t>
       </w:r>
     </w:p>
     <w:p/>

--- a/droit social dcg/11- suspension du CT.docx
+++ b/droit social dcg/11- suspension du CT.docx
@@ -27,7 +27,7 @@
           <w:color w:val="2F5496"/>
           <w:sz w:val="24"/>
         </w:rPr>
-        <w:t>LE CONGe MATERNITe I e</w:t>
+        <w:t>LE CONGO MATERNITÉ I •</w:t>
       </w:r>
     </w:p>
     <w:p>
@@ -40,7 +40,7 @@
           <w:color w:val="7030A0"/>
           <w:sz w:val="24"/>
         </w:rPr>
-        <w:t>LES CONDITIONS DE SUSPENSION DU CONTRAT A e</w:t>
+        <w:t>LES CONDITIONS DE SUSPENSION DU CONTRAT A •</w:t>
       </w:r>
     </w:p>
     <w:p>
@@ -50,7 +50,7 @@
           <w:color w:val="7030A0"/>
           <w:sz w:val="22"/>
         </w:rPr>
-        <w:t>Toute salariee peut ben'ficier d'un conge maternite quelle que soit son anciennete dans l'entreprise. La salariee a pour</w:t>
+        <w:t>Toute salariée peut bénéficier d'un congo maternité quelle que soit son ancienneté dans l'entreprise. La salariée a pour</w:t>
       </w:r>
     </w:p>
     <w:p>
@@ -60,7 +60,7 @@
           <w:color w:val="7030A0"/>
           <w:sz w:val="22"/>
         </w:rPr>
-        <w:t>seule obligation d'avertir son employeur du motif de son absence et de la date e laquelle elle entend reprendre son</w:t>
+        <w:t>seule obligation d'avertir son employeur du motif de son absence et de la date à laquelle elle entend reprendre son</w:t>
       </w:r>
     </w:p>
     <w:p>
@@ -70,7 +70,7 @@
           <w:color w:val="7030A0"/>
           <w:sz w:val="22"/>
         </w:rPr>
-        <w:t>travail. Cette information doit etre effectuee par lettre recommandee avec accuse de reception.</w:t>
+        <w:t>travail. Cette information doit être effectuée par lettre recommandée avec accusé de réception.</w:t>
       </w:r>
     </w:p>
     <w:p>
@@ -80,7 +80,7 @@
           <w:color w:val="7030A0"/>
           <w:sz w:val="22"/>
         </w:rPr>
-        <w:t>La duree du conge maternite d'pend du nombre d'enfants e charge et du nombre d'enfants e naetre</w:t>
+        <w:t>La durée du congo maternité dépend du nombre d'enfants à charge et du nombre d'enfants à naître</w:t>
       </w:r>
     </w:p>
     <w:p/>
@@ -91,7 +91,7 @@
           <w:color w:val="7030A0"/>
           <w:sz w:val="22"/>
         </w:rPr>
-        <w:t>La salariee n'est pas tenue de prendre la totalite de son conge. Elle doit cependant et imperativement cesser de travailler</w:t>
+        <w:t>La salariée n'est pas tenue de prendre la totalité de son congo. Elle doit cependant et impérativement cesser de travailler</w:t>
       </w:r>
     </w:p>
     <w:p>
@@ -101,7 +101,7 @@
           <w:color w:val="7030A0"/>
           <w:sz w:val="22"/>
         </w:rPr>
-        <w:t>2 semaines avant la naissance et six semaines apres.</w:t>
+        <w:t>2 semaines avant la naissance et six semaines après.</w:t>
       </w:r>
     </w:p>
     <w:p>
@@ -114,7 +114,7 @@
           <w:color w:val="2F5496"/>
           <w:sz w:val="24"/>
         </w:rPr>
-        <w:t>LES EFFETS SUR LA RELATION DE TRAVAIL B e</w:t>
+        <w:t>LES EFFETS SUR LA RELATION DE TRAVAIL B •</w:t>
       </w:r>
     </w:p>
     <w:p>
@@ -124,7 +124,7 @@
           <w:color w:val="000000"/>
           <w:sz w:val="22"/>
         </w:rPr>
-        <w:t>Pendant le conge, le contrat de travail est suspendu, ce qui dispense la salariee et l'employeur d'executer leurs</w:t>
+        <w:t>Pendant le congo, le contrat de travail est suspendu, ce qui dispense la salariée et l'employeur d'exécuter leurs</w:t>
       </w:r>
     </w:p>
     <w:p>
@@ -134,7 +134,7 @@
           <w:color w:val="000000"/>
           <w:sz w:val="22"/>
         </w:rPr>
-        <w:t>obligations reciproques.</w:t>
+        <w:t>obligations réciproques.</w:t>
       </w:r>
     </w:p>
     <w:p>
@@ -147,7 +147,7 @@
           <w:color w:val="2F5496"/>
           <w:sz w:val="24"/>
         </w:rPr>
-        <w:t>LA ReMUNeRATION</w:t>
+        <w:t>LA RÉMUNÉRATION</w:t>
       </w:r>
     </w:p>
     <w:p>
@@ -167,7 +167,7 @@
           <w:color w:val="000000"/>
           <w:sz w:val="22"/>
         </w:rPr>
-        <w:t>La salariee pereoit alors des indemnites journalieres versees au titre de l'assurance maternite e condition :</w:t>
+        <w:t>La salariée perçoit alors des indemnités journalières versées au titre de l'assurance maternité à condition :</w:t>
       </w:r>
     </w:p>
     <w:p>
@@ -180,7 +180,7 @@
           <w:color w:val="000000"/>
           <w:sz w:val="22"/>
         </w:rPr>
-        <w:t>de cesser son activite professionnelle pendant 8 semaines au moins ;</w:t>
+        <w:t>de cesser son activité professionnelle pendant 8 semaines au moins ;</w:t>
       </w:r>
     </w:p>
     <w:p>
@@ -193,7 +193,7 @@
           <w:color w:val="000000"/>
           <w:sz w:val="22"/>
         </w:rPr>
-        <w:t>d'avoir travaille au moins 150 heures au cours des trois mois prec'dant la date de d'but de grossesse ou de d'but du</w:t>
+        <w:t>d'avoir travaille au moins 150 heures au cours des trois mois précédant la date de début de grossesse ou de début du</w:t>
       </w:r>
     </w:p>
     <w:p>
@@ -203,7 +203,7 @@
           <w:color w:val="000000"/>
           <w:sz w:val="22"/>
         </w:rPr>
-        <w:t>repos prenatal, ou, d'avoir cotise sur un salaire au moins equivalent e 1015 fois le SMIC horaire au cours des six</w:t>
+        <w:t>repos prénatal, ou, d'avoir cotisé sur un salaire au moins équivalent à 1015 fois le SMIC horaire au cours des six</w:t>
       </w:r>
     </w:p>
     <w:p>
@@ -213,7 +213,7 @@
           <w:color w:val="000000"/>
           <w:sz w:val="22"/>
         </w:rPr>
-        <w:t>derniers mois prec'dant la date de d'but de grossesse ou de d'but du conge prenatal ;</w:t>
+        <w:t>derniers mois précédant la date de début de grossesse ou de début du congo prénatal ;</w:t>
       </w:r>
     </w:p>
     <w:p>
@@ -223,7 +223,7 @@
           <w:color w:val="000000"/>
           <w:sz w:val="22"/>
         </w:rPr>
-        <w:t>de justifier de dix mois d'immatriculation (possession d'un numero d'assure social) e la date presumee d'accou--</w:t>
+        <w:t>de justifier de dix mois d'immatriculation (possession d'un numéro d'assure social) à la date présumée d'accou--</w:t>
       </w:r>
     </w:p>
     <w:p>
@@ -243,7 +243,7 @@
           <w:color w:val="000000"/>
           <w:sz w:val="22"/>
         </w:rPr>
-        <w:t>Le montant maximum des indemnites journalieres de maternite est au 1</w:t>
+        <w:t>Le montant maximum des indemnités journalières de maternité est au 1</w:t>
       </w:r>
     </w:p>
     <w:p>
@@ -273,7 +273,7 @@
           <w:color w:val="000000"/>
           <w:sz w:val="22"/>
         </w:rPr>
-        <w:t>La convention collective applicable dans l'entreprise peut aussi prevoir le maintien de la remuneration par l'em-</w:t>
+        <w:t>La convention collective applicable dans l'entreprise peut aussi prévoir le maintien de la rémunération par l'em-</w:t>
       </w:r>
     </w:p>
     <w:p>
@@ -316,7 +316,7 @@
           <w:color w:val="000000"/>
           <w:sz w:val="22"/>
         </w:rPr>
-        <w:t>D'autre part la salariee ben'ficie pendant toute la duree de sa grossesse et pendant la duree du conge d'une protection</w:t>
+        <w:t>D'autre part la salariée bénéficie pendant toute la durée de sa grossesse et pendant la durée du congo d'une protection</w:t>
       </w:r>
     </w:p>
     <w:p>
@@ -326,7 +326,7 @@
           <w:color w:val="000000"/>
           <w:sz w:val="22"/>
         </w:rPr>
-        <w:t>particuliere contre le licenciement. Au terme de L'article L 1225-4 l'employeur ne peut rompre le contrat de travail d'une</w:t>
+        <w:t>particulière contre le licenciement. Au terme de L'article L 1225-4 l'employeur ne peut rompre le contrat de travail d'une</w:t>
       </w:r>
     </w:p>
     <w:p>
@@ -336,7 +336,7 @@
           <w:color w:val="000000"/>
           <w:sz w:val="22"/>
         </w:rPr>
-        <w:t>salariee lorsqu'elle est en etat de grossesse pendant l'integralite des periodes de suspension du contrat de travail</w:t>
+        <w:t>salariée lorsqu'elle est en état de grossesse pendant l'intégralité des périodes de suspension du contrat de travail</w:t>
       </w:r>
     </w:p>
     <w:p>
@@ -346,7 +346,7 @@
           <w:color w:val="000000"/>
           <w:sz w:val="22"/>
         </w:rPr>
-        <w:t>auxquelles elle a droit ainsi que pendant les dix semaines qui suivent l'expiration de ces periodes.</w:t>
+        <w:t>auxquelles elle a droit ainsi que pendant les dix semaines qui suivent l'expiration de ces périodes.</w:t>
       </w:r>
     </w:p>
     <w:p>
@@ -356,7 +356,7 @@
           <w:color w:val="000000"/>
           <w:sz w:val="22"/>
         </w:rPr>
-        <w:t>Par ailleurs, si une mesure de licenciement est prononcee, la salariee dispose d'un d'lai de 15 jours pour notifier son etat</w:t>
+        <w:t>Par ailleurs, si une mesure de licenciement est prononcée, la salariée dispose d'un délai de 15 jours pour notifier son état</w:t>
       </w:r>
     </w:p>
     <w:p>
@@ -366,7 +366,7 @@
           <w:color w:val="000000"/>
           <w:sz w:val="22"/>
         </w:rPr>
-        <w:t>e l'employeur.</w:t>
+        <w:t>à l'employeur.</w:t>
       </w:r>
     </w:p>
     <w:p>
@@ -376,7 +376,7 @@
           <w:color w:val="000000"/>
           <w:sz w:val="22"/>
         </w:rPr>
-        <w:t>La mesure en violation de ces dispositions est frappee de nullite sans exclure des poursuites penales (3 ans d'em-</w:t>
+        <w:t>La mesure en violation de ces dispositions est frappée de nullité sans exclure des poursuites pénales (3 ans d'em-</w:t>
       </w:r>
     </w:p>
     <w:p>
@@ -396,7 +396,7 @@
           <w:color w:val="000000"/>
           <w:sz w:val="22"/>
         </w:rPr>
-        <w:t>Cette interdiction de principe connaet deux exceptions. L'employeur peut mettre fin au contrat de travail :</w:t>
+        <w:t>Cette interdiction de principe connaît deux exceptions. L'employeur peut mettre fin au contrat de travail :</w:t>
       </w:r>
     </w:p>
     <w:p>
@@ -409,7 +409,7 @@
           <w:color w:val="000000"/>
           <w:sz w:val="22"/>
         </w:rPr>
-        <w:t>en cas de faute grave de la salariee, non liee a son etat de grossesse ;</w:t>
+        <w:t>en cas de faute grave de la salariée, non liée a son état de grossesse ;</w:t>
       </w:r>
     </w:p>
     <w:p>
@@ -422,7 +422,7 @@
           <w:color w:val="000000"/>
           <w:sz w:val="22"/>
         </w:rPr>
-        <w:t>s'il est dans l'impossibilite de poursuivre le contrat de travail, pour un motif etranger e la grossesse (par exemple des</w:t>
+        <w:t>s'il est dans l'impossibilité de poursuivre le contrat de travail, pour un motif étranger à la grossesse (par exemple des</w:t>
       </w:r>
     </w:p>
     <w:p>
@@ -432,7 +432,7 @@
           <w:color w:val="000000"/>
           <w:sz w:val="22"/>
         </w:rPr>
-        <w:t>difficultes economiques).</w:t>
+        <w:t>difficultés économiques).</w:t>
       </w:r>
     </w:p>
     <w:p>
@@ -442,7 +442,7 @@
           <w:color w:val="000000"/>
           <w:sz w:val="22"/>
         </w:rPr>
-        <w:t>N'anmoins, la rupture du contrat de travail ne peut prendre effet ou etre notifiee pendant les periodes de suspension du</w:t>
+        <w:t>Néanmoins, la rupture du contrat de travail ne peut prendre effet ou être notifiée pendant les périodes de suspension du</w:t>
       </w:r>
     </w:p>
     <w:p>
@@ -462,7 +462,7 @@
           <w:color w:val="000000"/>
           <w:sz w:val="22"/>
         </w:rPr>
-        <w:t>La salariee licenciee en violation des regles de protection n'est pas tenue de demander sa reintegration et a droit, outre</w:t>
+        <w:t>La salariée licenciée en violation des règles de protection n'est pas tenue de demander sa réintégration et a droit, outre</w:t>
       </w:r>
     </w:p>
     <w:p>
@@ -472,7 +472,7 @@
           <w:color w:val="000000"/>
           <w:sz w:val="22"/>
         </w:rPr>
-        <w:t>les indemnites de rupture, e une indemnite au moins egale e 6 mois de salaire reparant integralement le prejudice subi et</w:t>
+        <w:t>les indemnités de rupture, à une indemnité au moins égale à 6 mois de salaire réparant intégralement le préjudice subi et</w:t>
       </w:r>
     </w:p>
     <w:p>
@@ -482,7 +482,7 @@
           <w:color w:val="000000"/>
           <w:sz w:val="22"/>
         </w:rPr>
-        <w:t>aux salaires qu'elle aurait pereus pendant la periode couverte par la nullite (Cass. soc. 6 novembre 2024).</w:t>
+        <w:t>aux salaires qu'elle aurait perçus pendant la période couverte par la nullité (Cass. soc. 6 novembre 2024).</w:t>
       </w:r>
     </w:p>
     <w:p>
@@ -495,7 +495,7 @@
           <w:color w:val="2F5496"/>
           <w:sz w:val="24"/>
         </w:rPr>
-        <w:t>LES AMeNAGEMENTS DU POSTE DE TRAVAIL</w:t>
+        <w:t>LES AMÉNAGEMENTS DU POSTE DE TRAVAIL</w:t>
       </w:r>
     </w:p>
     <w:p>
@@ -515,7 +515,7 @@
           <w:color w:val="000000"/>
           <w:sz w:val="22"/>
         </w:rPr>
-        <w:t>La salariee ben'ficie de la possibilite de s'absenter sur son temps de travail pour se rendre aux examens m'dicaux</w:t>
+        <w:t>La salariée bénéficie de la possibilité de s'absenter sur son temps de travail pour se rendre aux examens médicaux</w:t>
       </w:r>
     </w:p>
     <w:p>
@@ -525,7 +525,7 @@
           <w:color w:val="000000"/>
           <w:sz w:val="22"/>
         </w:rPr>
-        <w:t>obligatoires sans perte de remuneration. Elle peut en outre solliciter des amenagements relatifs au poste de travail ou e</w:t>
+        <w:t>obligatoires sans perte de rémunération. Elle peut en outre solliciter des aménagements relatifs au poste de travail ou à</w:t>
       </w:r>
     </w:p>
     <w:p>
@@ -535,7 +535,7 @@
           <w:color w:val="000000"/>
           <w:sz w:val="22"/>
         </w:rPr>
-        <w:t>l'organisation du travail si sa sante l'exige. Notons enfin que de nombreuses conventions collectives prevoient des</w:t>
+        <w:t>l'organisation du travail si sa santé l'exige. Notons enfin que de nombreuses conventions collectives prévoient des</w:t>
       </w:r>
     </w:p>
     <w:p>
@@ -545,7 +545,7 @@
           <w:color w:val="000000"/>
           <w:sz w:val="22"/>
         </w:rPr>
-        <w:t>mesures particulieres au regard des temps de pauses et de repos sur le lieu de travail.</w:t>
+        <w:t>mesures particulières au regard des temps de pauses et de repos sur le lieu de travail.</w:t>
       </w:r>
     </w:p>
     <w:p/>
@@ -559,7 +559,7 @@
           <w:color w:val="2F5496"/>
           <w:sz w:val="24"/>
         </w:rPr>
-        <w:t>LA MALADIE ET L'ACCIDENT NON PROFESSIONNELS II e</w:t>
+        <w:t>LA MALADIE ET L'ACCIDENT NON PROFESSIONNELS II •</w:t>
       </w:r>
     </w:p>
     <w:p>
@@ -572,7 +572,7 @@
           <w:color w:val="2F5496"/>
           <w:sz w:val="24"/>
         </w:rPr>
-        <w:t>LES OBLIGATIONS DU SALARIe A e</w:t>
+        <w:t>LES OBLIGATIONS DU SALARIÉ A •</w:t>
       </w:r>
     </w:p>
     <w:p>
@@ -582,7 +582,7 @@
           <w:color w:val="000000"/>
           <w:sz w:val="22"/>
         </w:rPr>
-        <w:t>En dehors de l'execution de la relation de travail, le salarie peut contracter une maladie ou avoir un accident l'empechant</w:t>
+        <w:t>En dehors de l'exécution de la relation de travail, le salarié peut contracter une maladie ou avoir un accident l'empêchant</w:t>
       </w:r>
     </w:p>
     <w:p>
@@ -602,7 +602,7 @@
           <w:color w:val="000000"/>
           <w:sz w:val="22"/>
         </w:rPr>
-        <w:t>L'absence qui en d'coule est licite e condition d'etre justifiee. Le salarie doit :</w:t>
+        <w:t>L'absence qui en découle est licite à condition d'être justifiée. Le salarié doit :</w:t>
       </w:r>
     </w:p>
     <w:p>
@@ -612,7 +612,7 @@
           <w:color w:val="000000"/>
           <w:sz w:val="22"/>
         </w:rPr>
-        <w:t>dans le d'lai de 48 heures (d'lai prevu par l'accord de mensualisation du 10-12-1977) suivant l'arret de travail, trans-?</w:t>
+        <w:t>dans le délai de 48 heures (délai prévu par l'accord de mensualisation du 10-12-1977) suivant l'arrêt de travail, trans-?</w:t>
       </w:r>
     </w:p>
     <w:p>
@@ -622,7 +622,7 @@
           <w:color w:val="000000"/>
           <w:sz w:val="22"/>
         </w:rPr>
-        <w:t>mettre e sa caisse de S'curite sociale l'avis d'arret de travail remis par le m'decin.</w:t>
+        <w:t>mettre à sa caisse de Sécurité sociale l'avis d'arrêt de travail remis par le médecin.</w:t>
       </w:r>
     </w:p>
     <w:p>
@@ -632,7 +632,7 @@
           <w:color w:val="000000"/>
           <w:sz w:val="22"/>
         </w:rPr>
-        <w:t>et dans le m'me d'lai adresser e son employeur le volet 3 de l'avis d'arret de travail. ?</w:t>
+        <w:t>et dans le même délai adresser à son employeur le volet 3 de l'avis d'arrêt de travail. ?</w:t>
       </w:r>
     </w:p>
     <w:p>
@@ -642,7 +642,7 @@
           <w:color w:val="000000"/>
           <w:sz w:val="22"/>
         </w:rPr>
-        <w:t>Le d'faut de respect des d'lais de transmission e la CPAM expose l'assure, en cas de nouvel envoi tardif dans les 2 ans, e</w:t>
+        <w:t>Le défaut de respect des délais de transmission à la CPAM expose l'assure, en cas de nouvel envoi tardif dans les 2 ans, à</w:t>
       </w:r>
     </w:p>
     <w:p>
@@ -652,7 +652,7 @@
           <w:color w:val="000000"/>
           <w:sz w:val="22"/>
         </w:rPr>
-        <w:t>la reduction de moitie des indemnites journalieres. Quant au d'faut de transmission du document e l'employeur, il peut</w:t>
+        <w:t>la réduction de moitié des indemnités journalières. Quant au défaut de transmission du document à l'employeur, il peut</w:t>
       </w:r>
     </w:p>
     <w:p>
@@ -662,7 +662,7 @@
           <w:color w:val="000000"/>
           <w:sz w:val="22"/>
         </w:rPr>
-        <w:t>entraener un licenciement, voire pour faute grave.</w:t>
+        <w:t>entraîner un licenciement, voire pour faute grave.</w:t>
       </w:r>
     </w:p>
     <w:p>
@@ -675,7 +675,7 @@
           <w:color w:val="2F5496"/>
           <w:sz w:val="24"/>
         </w:rPr>
-        <w:t>EFFETS SUR LA RELATION DE TRAVAIL B e</w:t>
+        <w:t>EFFETS SUR LA RELATION DE TRAVAIL B •</w:t>
       </w:r>
     </w:p>
     <w:p>
@@ -685,7 +685,7 @@
           <w:color w:val="000000"/>
           <w:sz w:val="22"/>
         </w:rPr>
-        <w:t>L'arret entraene la suspension du contrat de travail et d'livre les parties de leurs obligations reciproques, si ce n'est</w:t>
+        <w:t>L'arrêt entraîne la suspension du contrat de travail et délivre les parties de leurs obligations réciproques, si ce n'est</w:t>
       </w:r>
     </w:p>
     <w:p>
@@ -695,7 +695,7 @@
           <w:color w:val="000000"/>
           <w:sz w:val="22"/>
         </w:rPr>
-        <w:t>l'obligation de loyaute qui perdure.</w:t>
+        <w:t>l'obligation de loyauté qui perdure.</w:t>
       </w:r>
     </w:p>
     <w:p>
@@ -708,7 +708,7 @@
           <w:color w:val="2F5496"/>
           <w:sz w:val="24"/>
         </w:rPr>
-        <w:t>ReMUNeRATION</w:t>
+        <w:t>RÉMUNÉRATION</w:t>
       </w:r>
     </w:p>
     <w:p>
@@ -728,7 +728,7 @@
           <w:color w:val="000000"/>
           <w:sz w:val="22"/>
         </w:rPr>
-        <w:t>Pendant l'absence, le salarie pereoit, apres un d'lai de carence de 3 jours, des indemnites journalieres de s'curite sociale</w:t>
+        <w:t>Pendant l'absence, le salarié perçoit, après un délai de carence de 3 jours, des indemnités journalières de sécurité sociale</w:t>
       </w:r>
     </w:p>
     <w:p>
@@ -738,7 +738,7 @@
           <w:color w:val="000000"/>
           <w:sz w:val="22"/>
         </w:rPr>
-        <w:t>qui assurent un revenu de remplacement partiel. Pour le complement, les conventions et accords collectifs en principe,</w:t>
+        <w:t>qui assurent un revenu de remplacement partiel. Pour le complément, les conventions et accords collectifs en principe,</w:t>
       </w:r>
     </w:p>
     <w:p>
@@ -748,7 +748,7 @@
           <w:color w:val="000000"/>
           <w:sz w:val="22"/>
         </w:rPr>
-        <w:t>ainsi que l'accord de mensualisation de 1977, mettent e la charge de l'employeur le versement du supplement permettant</w:t>
+        <w:t>ainsi que l'accord de mensualisation de 1977, mettent à la charge de l'employeur le versement du supplément permettant</w:t>
       </w:r>
     </w:p>
     <w:p>
@@ -758,7 +758,7 @@
           <w:color w:val="000000"/>
           <w:sz w:val="22"/>
         </w:rPr>
-        <w:t>de maintenir la remuneration.</w:t>
+        <w:t>de maintenir la rémunération.</w:t>
       </w:r>
     </w:p>
     <w:p>
@@ -768,7 +768,7 @@
           <w:color w:val="000000"/>
           <w:sz w:val="22"/>
         </w:rPr>
-        <w:t>e noter. Le d'lai de carence peut etre couvert par l'employeur si la convention collective le prevoit</w:t>
+        <w:t>à noter. Le délai de carence peut être couvert par l'employeur si la convention collective le prévoit</w:t>
       </w:r>
     </w:p>
     <w:p>
@@ -781,7 +781,7 @@
           <w:color w:val="2F5496"/>
           <w:sz w:val="24"/>
         </w:rPr>
-        <w:t>CONGeS</w:t>
+        <w:t>CONGÉS</w:t>
       </w:r>
     </w:p>
     <w:p>
@@ -801,7 +801,7 @@
           <w:color w:val="000000"/>
           <w:sz w:val="22"/>
         </w:rPr>
-        <w:t>Si le salarie est malade pendant la periode de conges payes, il n'a droit e aucun jour supplementaire et ne peut pas</w:t>
+        <w:t>Si le salarié est malade pendant la période de congés payés, il n'a droit à aucun jour supplémentaire et ne peut pas</w:t>
       </w:r>
     </w:p>
     <w:p>
@@ -811,7 +811,7 @@
           <w:color w:val="000000"/>
           <w:sz w:val="22"/>
         </w:rPr>
-        <w:t>prolonger son conge, sauf disposition collective contraire.</w:t>
+        <w:t>prolonger son congo, sauf disposition collective contraire.</w:t>
       </w:r>
     </w:p>
     <w:p>
@@ -821,7 +821,7 @@
           <w:color w:val="000000"/>
           <w:sz w:val="22"/>
         </w:rPr>
-        <w:t>Si le salarie tombe malade avant son d'part en conges, et qu'il n'a donc pu les prendre du fait de son arret, il ben'ficie</w:t>
+        <w:t>Si le salarié tombe malade avant son départ en congés, et qu'il n'a donc pu les prendre du fait de son arrêt, il bénéficie</w:t>
       </w:r>
     </w:p>
     <w:p>
@@ -831,7 +831,7 @@
           <w:color w:val="000000"/>
           <w:sz w:val="22"/>
         </w:rPr>
-        <w:t>d'une periode de report de 15 mois pour les prendre. e l'issue de ce d'lai, les conges non pris sont perdus.</w:t>
+        <w:t>d'une période de report de 15 mois pour les prendre. à l'issue de ce délai, les congés non pris sont perdus.</w:t>
       </w:r>
     </w:p>
     <w:p>
@@ -841,7 +841,7 @@
           <w:color w:val="000000"/>
           <w:sz w:val="22"/>
         </w:rPr>
-        <w:t>Enfin, le salarie en arret de travail pour maladie ou accident non professionnels continue e acquerir des droits e conges</w:t>
+        <w:t>Enfin, le salarié en arrêt de travail pour maladie ou accident non professionnels continue à acquérir des droits à congés</w:t>
       </w:r>
     </w:p>
     <w:p>
@@ -851,7 +851,7 @@
           <w:color w:val="000000"/>
           <w:sz w:val="22"/>
         </w:rPr>
-        <w:t>payes pendant la suspension de son contrat (cf. Fiche 9), dans la limite de 2 jours ouvrables par mois. Lorsque le salarie</w:t>
+        <w:t>payés pendant la suspension de son contrat (cf. Fiche 9), dans la limite de 2 jours ouvrables par mois. Lorsque le salarié</w:t>
       </w:r>
     </w:p>
     <w:p>
@@ -861,7 +861,7 @@
           <w:color w:val="000000"/>
           <w:sz w:val="22"/>
         </w:rPr>
-        <w:t>s'est trouve en arret de travail pendant toute la periode d'acquisition des conges (periode de reference), il ben'ficie</w:t>
+        <w:t>s'est trouve en arrêt de travail pendant toute la période d'acquisition des congés (période de référence), il bénéficie</w:t>
       </w:r>
     </w:p>
     <w:p>
@@ -871,7 +871,7 @@
           <w:color w:val="000000"/>
           <w:sz w:val="22"/>
         </w:rPr>
-        <w:t>d'une periode de report de 15 mois.</w:t>
+        <w:t>d'une période de report de 15 mois.</w:t>
       </w:r>
     </w:p>
     <w:p>
@@ -884,7 +884,7 @@
           <w:color w:val="2F5496"/>
           <w:sz w:val="24"/>
         </w:rPr>
-        <w:t>CONTReLE</w:t>
+        <w:t>CONTRÔLE</w:t>
       </w:r>
     </w:p>
     <w:p>
@@ -904,7 +904,7 @@
           <w:color w:val="000000"/>
           <w:sz w:val="22"/>
         </w:rPr>
-        <w:t>Contrele par la Caisse Primaire d'assurance maladie. La Caisse d'assurance maladie assure le versement des indemnites</w:t>
+        <w:t>Contrôle par la Caisse Primaire d'assurance maladie. La Caisse d'assurance maladie assure le versement des indemnités</w:t>
       </w:r>
     </w:p>
     <w:p>
@@ -914,7 +914,7 @@
           <w:color w:val="000000"/>
           <w:sz w:val="22"/>
         </w:rPr>
-        <w:t>journalieres et le remboursement des prestations en nature. e ce titre le l'gislateur lui reconnaet la possibilite de faire contreler</w:t>
+        <w:t>journalières et le remboursement des prestations en nature. à ce titre le législateur lui reconnaît la possibilité de faire contrôler</w:t>
       </w:r>
     </w:p>
     <w:p>
@@ -924,7 +924,7 @@
           <w:color w:val="000000"/>
           <w:sz w:val="22"/>
         </w:rPr>
-        <w:t>l'exactitude et la realite de l'arret maladie d'livre par le m'decin traitant. Elle diligente e cet effet un m'decin contreleur charge</w:t>
+        <w:t>l'exactitude et la réalité de l'arrêt maladie délivré par le médecin traitant. Elle diligente à cet effet un médecin contrôleur charge</w:t>
       </w:r>
     </w:p>
     <w:p>
@@ -934,7 +934,7 @@
           <w:color w:val="000000"/>
           <w:sz w:val="22"/>
         </w:rPr>
-        <w:t>de verifier l'absence d'abus dans la prescription m'dicale. Le contrele porte sur l'ensemble des aspects qui conditionnent</w:t>
+        <w:t>de vérifier l'absence d'abus dans la prescription médicale. Le contrôle porte sur l'ensemble des aspects qui conditionnent</w:t>
       </w:r>
     </w:p>
     <w:p>
@@ -944,7 +944,7 @@
           <w:color w:val="000000"/>
           <w:sz w:val="22"/>
         </w:rPr>
-        <w:t>l'ouverture des droits aux prestations en especes ou en nature de la s'curite sociale (art. 315-1 C. SS) et s'effectue sur les</w:t>
+        <w:t>l'ouverture des droits aux prestations en espèces ou en nature de la sécurité sociale (art. 315-1 C. SS) et s'effectue sur les</w:t>
       </w:r>
     </w:p>
     <w:p>
@@ -954,7 +954,7 @@
           <w:color w:val="000000"/>
           <w:sz w:val="22"/>
         </w:rPr>
-        <w:t>periodes oe le salarie n'est pas autorise e sortir. e cet egard la haute cour a retenu l'absence de faute du salarie sorti e l'occasion</w:t>
+        <w:t>périodes ou le salarié n'est pas autorisé à sortir. à cet égard la haute cour a retenu l'absence de faute du salarié sorti à l'occasion</w:t>
       </w:r>
     </w:p>
     <w:p>
@@ -964,7 +964,7 @@
           <w:color w:val="000000"/>
           <w:sz w:val="22"/>
         </w:rPr>
-        <w:t>d'un contrele dans la mesure oe l'arret de travail portait la mention e sorties libres e (Cass. soc. 9 mars 2006).</w:t>
+        <w:t>d'un contrôle dans la mesure où l'arrêt de travail portait la mention à sorties libres à (Cass. soc. 9 mars 2006).</w:t>
       </w:r>
     </w:p>
     <w:p>
@@ -974,7 +974,7 @@
           <w:color w:val="000000"/>
           <w:sz w:val="22"/>
         </w:rPr>
-        <w:t>Toute fraude directe ou indirecte est sanctionnee (art. 377-2 e 377-5 C. SS) penalement par une peine d'amende ou/et</w:t>
+        <w:t>Toute fraude directe ou indirecte est sanctionnée (art. 377-2 à 377-5 C. SS) pénalement par une peine d'amende ou/et</w:t>
       </w:r>
     </w:p>
     <w:p>
@@ -984,7 +984,7 @@
           <w:color w:val="000000"/>
           <w:sz w:val="22"/>
         </w:rPr>
-        <w:t>d'emprisonnement en fonction de la qualification donnee aux faits.</w:t>
+        <w:t>d'emprisonnement en fonction de la qualification donnée aux faits.</w:t>
       </w:r>
     </w:p>
     <w:p>
@@ -994,7 +994,7 @@
           <w:color w:val="000000"/>
           <w:sz w:val="22"/>
         </w:rPr>
-        <w:t>Dans cette hypothese, le versement au salarie des indemnites de s'curite sociales peut etre suspendu ou supprimees.</w:t>
+        <w:t>Dans cette hypothèse, le versement au salarié des indemnités de sécurité sociales peut être suspendu ou supprimées.</w:t>
       </w:r>
     </w:p>
     <w:p>
@@ -1004,7 +1004,7 @@
           <w:color w:val="000000"/>
           <w:sz w:val="22"/>
         </w:rPr>
-        <w:t>Contrele par l'employeur. Le contrele peut etre realise e la demande de l'employeur et doit etre compris comme la</w:t>
+        <w:t>Contrôle par l'employeur. Le contrôle peut être réalisé à la demande de l'employeur et doit être compris comme la</w:t>
       </w:r>
     </w:p>
     <w:p>
@@ -1014,7 +1014,7 @@
           <w:color w:val="000000"/>
           <w:sz w:val="22"/>
         </w:rPr>
-        <w:t>contrepartie des indemnites complementaires qu'il peut etre amene e verser au salarie. Il est prevu e l'article 1 de</w:t>
+        <w:t>contrepartie des indemnités complémentaires qu'il peut être amené à verser au salarié. Il est prévu à l'article 1 de</w:t>
       </w:r>
     </w:p>
     <w:p>
@@ -1024,7 +1024,7 @@
           <w:color w:val="000000"/>
           <w:sz w:val="22"/>
         </w:rPr>
-        <w:t>l'accord de mensualisation de 1978 et e l'article 315-1 (II) du code de la s'curite sociale. Pour le realiser, l'employeur</w:t>
+        <w:t>l'accord de mensualisation de 1978 et à l'article 315-1 (II) du code de la sécurité sociale. Pour le réaliser, l'employeur</w:t>
       </w:r>
     </w:p>
     <w:p>
@@ -1034,7 +1034,7 @@
           <w:color w:val="000000"/>
           <w:sz w:val="22"/>
         </w:rPr>
-        <w:t>a toute liberte dans le choix du m'decin charge de contreler le salarie et ce dernier ne peut exiger la presence de son</w:t>
+        <w:t>a toute liberté dans le choix du médecin charge de contrôler le salarié et ce dernier ne peut exiger la présence de son</w:t>
       </w:r>
     </w:p>
     <w:p>
@@ -1044,7 +1044,7 @@
           <w:color w:val="000000"/>
           <w:sz w:val="22"/>
         </w:rPr>
-        <w:t>m'decin traitant ou de celui de la s'curite sociale e l'occasion du contrele.</w:t>
+        <w:t>médecin traitant ou de celui de la sécurité sociale à l'occasion du contrôle.</w:t>
       </w:r>
     </w:p>
     <w:p>
@@ -1054,7 +1054,7 @@
           <w:color w:val="000000"/>
           <w:sz w:val="22"/>
         </w:rPr>
-        <w:t>Les consequences varient selon les constatations du m'decin.</w:t>
+        <w:t>Les conséquences varient selon les constatations du médecin.</w:t>
       </w:r>
     </w:p>
     <w:p>
@@ -1064,7 +1064,7 @@
           <w:color w:val="000000"/>
           <w:sz w:val="22"/>
         </w:rPr>
-        <w:t>Soit l'arret est justifie et le salarie continue de percevoir les indemnites de s'curite sociale ainsi que les indemnites ?</w:t>
+        <w:t>Soit l'arrêt est justifie et le salarié continue de percevoir les indemnités de sécurité sociale ainsi que les indemnités ?</w:t>
       </w:r>
     </w:p>
     <w:p>
@@ -1074,7 +1074,7 @@
           <w:color w:val="000000"/>
           <w:sz w:val="22"/>
         </w:rPr>
-        <w:t>complementaires versees par l'employeur.</w:t>
+        <w:t>complémentaires versées par l'employeur.</w:t>
       </w:r>
     </w:p>
     <w:p>
@@ -1084,7 +1084,7 @@
           <w:color w:val="000000"/>
           <w:sz w:val="22"/>
         </w:rPr>
-        <w:t>Soit l'arret est justifie, mais le m'decin fixe une date de retour au travail anticipee. Dans ce cas si le salarie s'en tient e ?</w:t>
+        <w:t>Soit l'arrêt est justifie, mais le médecin fixe une date de retour au travail anticipée. Dans ce cas si le salarié s'en tient à ?</w:t>
       </w:r>
     </w:p>
     <w:p>
@@ -1094,7 +1094,7 @@
           <w:color w:val="000000"/>
           <w:sz w:val="22"/>
         </w:rPr>
-        <w:t>la duree initiale, l'employeur est fonde e suspendre les indemnites qu'il verse.</w:t>
+        <w:t>la durée initiale, l'employeur est fondé à suspendre les indemnités qu'il verse.</w:t>
       </w:r>
     </w:p>
     <w:p>
@@ -1104,7 +1104,7 @@
           <w:color w:val="000000"/>
           <w:sz w:val="22"/>
         </w:rPr>
-        <w:t>Soit l'arret ne paraet pas justifie et le m'decin contreleur transmet sa d'cision au service du contrele m'dical de la ?</w:t>
+        <w:t>Soit l'arrêt ne paraît pas justifie et le médecin contrôleur transmet sa décision au service du contrôle médical de la ?</w:t>
       </w:r>
     </w:p>
     <w:p>
@@ -1114,7 +1114,7 @@
           <w:color w:val="000000"/>
           <w:sz w:val="22"/>
         </w:rPr>
-        <w:t>Caisse primaire qui procede au contrele de l'assure.</w:t>
+        <w:t>Caisse primaire qui procède au contrôle de l'assure.</w:t>
       </w:r>
     </w:p>
     <w:p>
@@ -1127,7 +1127,7 @@
           <w:color w:val="2F5496"/>
           <w:sz w:val="24"/>
         </w:rPr>
-        <w:t>LA MALADIE ET L'ACCIDENT PROFESSIONNELS III e</w:t>
+        <w:t>LA MALADIE ET L'ACCIDENT PROFESSIONNELS III •</w:t>
       </w:r>
     </w:p>
     <w:p>
@@ -1140,7 +1140,7 @@
           <w:color w:val="2F5496"/>
           <w:sz w:val="24"/>
         </w:rPr>
-        <w:t>L'ACCIDENT PROFESSIONNEL A e</w:t>
+        <w:t>L'ACCIDENT PROFESSIONNEL A •</w:t>
       </w:r>
     </w:p>
     <w:p>
@@ -1173,7 +1173,7 @@
           <w:color w:val="7030A0"/>
           <w:sz w:val="22"/>
         </w:rPr>
-        <w:t>L'accident du travail est : e l'accident survenu par le fait ou e l'occasion du travail e toute personne salariee ou travaillant,</w:t>
+        <w:t>L'accident du travail est : à l'accident survenu par le fait ou à l'occasion du travail à toute personne salariée ou travaillant,</w:t>
       </w:r>
     </w:p>
     <w:p>
@@ -1183,7 +1183,7 @@
           <w:color w:val="7030A0"/>
           <w:sz w:val="22"/>
         </w:rPr>
-        <w:t>e quelque titre ou en quelque lieu que ce soit, pour un ou plusieurs employeurs ou chefs d'entreprisee (art. L. 411-1 C.</w:t>
+        <w:t>à quelque titre ou en quelque lieu que ce soit, pour un ou plusieurs employeurs ou chefs d'entrepriseé (art. L. 411-1 C.</w:t>
       </w:r>
     </w:p>
     <w:p>
@@ -1203,7 +1203,7 @@
           <w:color w:val="7030A0"/>
           <w:sz w:val="22"/>
         </w:rPr>
-        <w:t>Il suppose donc la reunion de plusieurs conditions :</w:t>
+        <w:t>Il suppose donc la réunion de plusieurs conditions :</w:t>
       </w:r>
     </w:p>
     <w:p>
@@ -1216,7 +1216,7 @@
           <w:color w:val="7030A0"/>
           <w:sz w:val="22"/>
         </w:rPr>
-        <w:t>un accident, entendu comme un evenement brutal, soudain et fortuit ;</w:t>
+        <w:t>un accident, entendu comme un événement brutal, soudain et fortuit ;</w:t>
       </w:r>
     </w:p>
     <w:p>
@@ -1229,7 +1229,7 @@
           <w:color w:val="7030A0"/>
           <w:sz w:val="22"/>
         </w:rPr>
-        <w:t>l'accident doit avoir provoque une l'sion du corps humain, un dommage corporel ;</w:t>
+        <w:t>l'accident doit avoir provoque une lésion du corps humain, un dommage corporel ;</w:t>
       </w:r>
     </w:p>
     <w:p>
@@ -1242,7 +1242,7 @@
           <w:color w:val="7030A0"/>
           <w:sz w:val="22"/>
         </w:rPr>
-        <w:t>l'accident est survenu e l'occasion du travail c'est-e-dire pendant le temps de travail ou etre consecutif e l'execution</w:t>
+        <w:t>l'accident est survenu à l'occasion du travail c'est-à-dire pendant le temps de travail ou être consécutif à l'exécution</w:t>
       </w:r>
     </w:p>
     <w:p>
@@ -1252,7 +1252,7 @@
           <w:color w:val="7030A0"/>
           <w:sz w:val="22"/>
         </w:rPr>
-        <w:t>d'actes n'cessites par l'activite professionnelle.</w:t>
+        <w:t>d'actes nécessités par l'activité professionnelle.</w:t>
       </w:r>
     </w:p>
     <w:p>
@@ -1262,7 +1262,7 @@
           <w:color w:val="7030A0"/>
           <w:sz w:val="22"/>
         </w:rPr>
-        <w:t>L'accident de trajet est aussi considere comme accident du travail si :</w:t>
+        <w:t>L'accident de trajet est aussi considéré comme accident du travail si :</w:t>
       </w:r>
     </w:p>
     <w:p>
@@ -1288,7 +1288,7 @@
           <w:color w:val="7030A0"/>
           <w:sz w:val="22"/>
         </w:rPr>
-        <w:t>il survient entre le trajet aller et retour travail/ lieu de restauration du salarie.</w:t>
+        <w:t>il survient entre le trajet aller et retour travail/ lieu de restauration du salarié.</w:t>
       </w:r>
     </w:p>
     <w:p>
@@ -1298,7 +1298,7 @@
           <w:color w:val="7030A0"/>
           <w:sz w:val="22"/>
         </w:rPr>
-        <w:t>Pour ben'ficier de la qualification d'accident du travail le parcours suivi doit etre normal, c'est-e-dire, sans etre</w:t>
+        <w:t>Pour bénéficier de la qualification d'accident du travail le parcours suivi doit être normal, c'est-à-dire, sans être</w:t>
       </w:r>
     </w:p>
     <w:p>
@@ -1308,7 +1308,7 @@
           <w:color w:val="7030A0"/>
           <w:sz w:val="22"/>
         </w:rPr>
-        <w:t>n'cessairement direct (la jurisprudence admet les d'tours pour les besoins de la vie courante), correspondre e une</w:t>
+        <w:t>nécessairement direct (la jurisprudence admet les détours pour les besoins de la vie courante), correspondre à une</w:t>
       </w:r>
     </w:p>
     <w:p>
@@ -1318,7 +1318,7 @@
           <w:color w:val="7030A0"/>
           <w:sz w:val="22"/>
         </w:rPr>
-        <w:t>duree et un parcours raisonnables</w:t>
+        <w:t>durée et un parcours raisonnables</w:t>
       </w:r>
     </w:p>
     <w:p>
@@ -1351,7 +1351,7 @@
           <w:color w:val="000000"/>
           <w:sz w:val="22"/>
         </w:rPr>
-        <w:t>Le salarie victime d'un accident du travail doit en informer son employeur dans les 24 heures sauf s'il se trouve dans</w:t>
+        <w:t>Le salarié victime d'un accident du travail doit en informer son employeur dans les 24 heures sauf s'il se trouve dans</w:t>
       </w:r>
     </w:p>
     <w:p>
@@ -1361,7 +1361,7 @@
           <w:color w:val="000000"/>
           <w:sz w:val="22"/>
         </w:rPr>
-        <w:t>l'impossibilite absolue de le faire ou en cas de motif l'gitime.</w:t>
+        <w:t>l'impossibilité absolue de le faire ou en cas de motif légitime.</w:t>
       </w:r>
     </w:p>
     <w:p>
@@ -1371,7 +1371,7 @@
           <w:color w:val="000000"/>
           <w:sz w:val="22"/>
         </w:rPr>
-        <w:t>L'employeur, pour sa part, doit d'clarer l'accident e la CPAM (Caisse primaire d'assurance maladie) dans les 48 heures.</w:t>
+        <w:t>L'employeur, pour sa part, doit déclarer l'accident à la CPAM (Caisse primaire d'assurance maladie) dans les 48 heures.</w:t>
       </w:r>
     </w:p>
     <w:p>
@@ -1384,7 +1384,7 @@
           <w:color w:val="2F5496"/>
           <w:sz w:val="24"/>
         </w:rPr>
-        <w:t>LA MALADIE PROFESSIONNELLE B e</w:t>
+        <w:t>LA MALADIE PROFESSIONNELLE B •</w:t>
       </w:r>
     </w:p>
     <w:p>
@@ -1417,7 +1417,7 @@
           <w:color w:val="7030A0"/>
           <w:sz w:val="22"/>
         </w:rPr>
-        <w:t>La maladie doit etre la consequence directe de l'exposition d'un travailleur e un risque physique, chimique, biologique,</w:t>
+        <w:t>La maladie doit être la conséquence directe de l'exposition d'un travailleur à un risque physique, chimique, biologique,</w:t>
       </w:r>
     </w:p>
     <w:p>
@@ -1427,7 +1427,7 @@
           <w:color w:val="7030A0"/>
           <w:sz w:val="22"/>
         </w:rPr>
-        <w:t>ou resulter des conditions dans lesquelles il exerce son activite professionnelle. Cette formule suppose une action lente</w:t>
+        <w:t>ou résulter des conditions dans lesquelles il exerce son activité professionnelle. Cette formule suppose une action lente</w:t>
       </w:r>
     </w:p>
     <w:p>
@@ -1437,7 +1437,7 @@
           <w:color w:val="7030A0"/>
           <w:sz w:val="22"/>
         </w:rPr>
-        <w:t>et continue d'agents toxiques ou microbiens sur la sante du salarie. Elle inclut tout autant les consequences d'une</w:t>
+        <w:t>et continue d'agents toxiques ou microbiens sur la santé du salarié. Elle inclut tout autant les conséquences d'une</w:t>
       </w:r>
     </w:p>
     <w:p>
@@ -1447,7 +1447,7 @@
           <w:color w:val="7030A0"/>
           <w:sz w:val="22"/>
         </w:rPr>
-        <w:t>posture ou d'une ambiance au travail ayant produit des effets sur la sante mentale et ou physique du salarie.</w:t>
+        <w:t>posture ou d'une ambiance au travail ayant produit des effets sur la santé mentale et ou physique du salarié.</w:t>
       </w:r>
     </w:p>
     <w:p>
@@ -1457,7 +1457,7 @@
           <w:color w:val="7030A0"/>
           <w:sz w:val="22"/>
         </w:rPr>
-        <w:t>Pour etre reconnue professionnelle, la maladie doit :</w:t>
+        <w:t>Pour être reconnue professionnelle, la maladie doit :</w:t>
       </w:r>
     </w:p>
     <w:p>
@@ -1470,7 +1470,7 @@
           <w:color w:val="7030A0"/>
           <w:sz w:val="22"/>
         </w:rPr>
-        <w:t>soit appartenir au tableau des maladies professionnelles prevu e l'article R. 461-3 du Code de la s'curite sociale,</w:t>
+        <w:t>soit appartenir au tableau des maladies professionnelles prévu à l'article R. 461-3 du Code de la sécurité sociale,</w:t>
       </w:r>
     </w:p>
     <w:p>
@@ -1490,7 +1490,7 @@
           <w:color w:val="7030A0"/>
           <w:sz w:val="22"/>
         </w:rPr>
-        <w:t>e noter : Le fait de d'velopper une pathologie inscrite au tableau fait presumer le caractere professionnel de la maladie.</w:t>
+        <w:t>à noter : Le fait de développer une pathologie inscrite au tableau fait présumer le caractère professionnel de la maladie.</w:t>
       </w:r>
     </w:p>
     <w:p/>
@@ -1504,7 +1504,7 @@
           <w:color w:val="7030A0"/>
           <w:sz w:val="22"/>
         </w:rPr>
-        <w:t>soit, si la maladie est hors tableau, etre essentiellement et directement causee par le travail habituel du salarie, et</w:t>
+        <w:t>soit, si la maladie est hors tableau, être essentiellement et directement causée par le travail habituel du salarié, et</w:t>
       </w:r>
     </w:p>
     <w:p>
@@ -1514,7 +1514,7 @@
           <w:color w:val="7030A0"/>
           <w:sz w:val="22"/>
         </w:rPr>
-        <w:t>avoir entraen' le d'c's de la victime ou une incapacite permanente d'un taux au moins egal e 25%. La reconnaissance</w:t>
+        <w:t>avoir entraîne le décès de la victime ou une incapacité permanente d'un taux au moins égal à 25%. La reconnaissance</w:t>
       </w:r>
     </w:p>
     <w:p>
@@ -1524,7 +1524,7 @@
           <w:color w:val="7030A0"/>
           <w:sz w:val="22"/>
         </w:rPr>
-        <w:t>du caractere professionnel de la maladie est confiee aux Comites Regionaux de Reconnaissance des Maladies</w:t>
+        <w:t>du caractère professionnel de la maladie est confiée aux Comités Régionaux de Reconnaissance des Maladies</w:t>
       </w:r>
     </w:p>
     <w:p>
@@ -1534,7 +1534,7 @@
           <w:color w:val="7030A0"/>
           <w:sz w:val="22"/>
         </w:rPr>
-        <w:t>Professionnelles (CRRMP), qui dispose d'un d'lai de 4 mois e compter de sa saisine pour rendre un avis motive.</w:t>
+        <w:t>Professionnelles (CRRMP), qui dispose d'un délai de 4 mois à compter de sa saisine pour rendre un avis motivé.</w:t>
       </w:r>
     </w:p>
     <w:p>
@@ -1567,7 +1567,7 @@
           <w:color w:val="000000"/>
           <w:sz w:val="22"/>
         </w:rPr>
-        <w:t>Le salarie victime d'une maladie professionnelle doit en faire la d'claration personnellement e la CPAM dans les 15 jours</w:t>
+        <w:t>Le salarié victime d'une maladie professionnelle doit en faire la déclaration personnellement à la CPAM dans les 15 jours</w:t>
       </w:r>
     </w:p>
     <w:p>
@@ -1587,7 +1587,7 @@
           <w:color w:val="000000"/>
           <w:sz w:val="22"/>
         </w:rPr>
-        <w:t>e l'issue de l'arret, le salarie doit retrouver son poste ou un poste equivalent et en cas d'inaptitude, l'employeur doit</w:t>
+        <w:t>à l'issue de l'arrêt, le salarié doit retrouver son poste ou un poste équivalent et en cas d'inaptitude, l'employeur doit</w:t>
       </w:r>
     </w:p>
     <w:p>
@@ -1597,7 +1597,7 @@
           <w:color w:val="000000"/>
           <w:sz w:val="22"/>
         </w:rPr>
-        <w:t>proceder e son reclassement. e d'faut, c'est-e-dire en cas d'impossibilite de reclassement, le licenciement est autorise</w:t>
+        <w:t>procéder à son reclassement. à défaut, c'est-à-dire en cas d'impossibilité de reclassement, le licenciement est autorisé</w:t>
       </w:r>
     </w:p>
     <w:p>
@@ -1607,9 +1607,10 @@
           <w:color w:val="000000"/>
           <w:sz w:val="22"/>
         </w:rPr>
-        <w:t>avec une indemnite majoree.</w:t>
+        <w:t>avec une indemnité majorée.</w:t>
       </w:r>
     </w:p>
+    <w:p/>
     <w:p/>
     <w:sectPr>
       <w:pgSz w:w="12240" w:h="15840"/>

--- a/droit social dcg/11- suspension du CT.docx
+++ b/droit social dcg/11- suspension du CT.docx
@@ -27,7 +27,7 @@
           <w:color w:val="2F5496"/>
           <w:sz w:val="24"/>
         </w:rPr>
-        <w:t>LE CONGO MATERNITÉ I •</w:t>
+        <w:t>I • LE CONGO MATERNITÉ</w:t>
       </w:r>
     </w:p>
     <w:p>
@@ -37,17 +37,17 @@
       <w:r>
         <w:rPr>
           <w:b/>
-          <w:color w:val="7030A0"/>
+          <w:color w:val="BF5700"/>
           <w:sz w:val="24"/>
         </w:rPr>
-        <w:t>LES CONDITIONS DE SUSPENSION DU CONTRAT A •</w:t>
+        <w:t>A • LES CONDITIONS DE SUSPENSION DU CONTRAT</w:t>
       </w:r>
     </w:p>
     <w:p>
       <w:r>
         <w:rPr>
           <w:b w:val="0"/>
-          <w:color w:val="7030A0"/>
+          <w:color w:val="BF5700"/>
           <w:sz w:val="22"/>
         </w:rPr>
         <w:t>Toute salariée peut bénéficier d'un congo maternité quelle que soit son ancienneté dans l'entreprise. La salariée a pour</w:t>
@@ -57,7 +57,7 @@
       <w:r>
         <w:rPr>
           <w:b w:val="0"/>
-          <w:color w:val="7030A0"/>
+          <w:color w:val="BF5700"/>
           <w:sz w:val="22"/>
         </w:rPr>
         <w:t>seule obligation d'avertir son employeur du motif de son absence et de la date à laquelle elle entend reprendre son</w:t>
@@ -67,7 +67,7 @@
       <w:r>
         <w:rPr>
           <w:b w:val="0"/>
-          <w:color w:val="7030A0"/>
+          <w:color w:val="BF5700"/>
           <w:sz w:val="22"/>
         </w:rPr>
         <w:t>travail. Cette information doit être effectuée par lettre recommandée avec accusé de réception.</w:t>
@@ -77,7 +77,7 @@
       <w:r>
         <w:rPr>
           <w:b w:val="0"/>
-          <w:color w:val="7030A0"/>
+          <w:color w:val="BF5700"/>
           <w:sz w:val="22"/>
         </w:rPr>
         <w:t>La durée du congo maternité dépend du nombre d'enfants à charge et du nombre d'enfants à naître</w:t>
@@ -88,7 +88,7 @@
       <w:r>
         <w:rPr>
           <w:b w:val="0"/>
-          <w:color w:val="7030A0"/>
+          <w:color w:val="BF5700"/>
           <w:sz w:val="22"/>
         </w:rPr>
         <w:t>La salariée n'est pas tenue de prendre la totalité de son congo. Elle doit cependant et impérativement cesser de travailler</w:t>
@@ -98,7 +98,7 @@
       <w:r>
         <w:rPr>
           <w:b w:val="0"/>
-          <w:color w:val="7030A0"/>
+          <w:color w:val="BF5700"/>
           <w:sz w:val="22"/>
         </w:rPr>
         <w:t>2 semaines avant la naissance et six semaines après.</w:t>
@@ -114,7 +114,7 @@
           <w:color w:val="2F5496"/>
           <w:sz w:val="24"/>
         </w:rPr>
-        <w:t>LES EFFETS SUR LA RELATION DE TRAVAIL B •</w:t>
+        <w:t>B • LES EFFETS SUR LA RELATION DE TRAVAIL</w:t>
       </w:r>
     </w:p>
     <w:p>
@@ -131,7 +131,7 @@
       <w:r>
         <w:rPr>
           <w:b w:val="0"/>
-          <w:color w:val="000000"/>
+          <w:color w:val="BF5700"/>
           <w:sz w:val="22"/>
         </w:rPr>
         <w:t>obligations réciproques.</w:t>
@@ -164,7 +164,7 @@
       <w:r>
         <w:rPr>
           <w:b w:val="0"/>
-          <w:color w:val="000000"/>
+          <w:color w:val="BF5700"/>
           <w:sz w:val="22"/>
         </w:rPr>
         <w:t>La salariée perçoit alors des indemnités journalières versées au titre de l'assurance maternité à condition :</w:t>
@@ -393,7 +393,7 @@
       <w:r>
         <w:rPr>
           <w:b w:val="0"/>
-          <w:color w:val="000000"/>
+          <w:color w:val="C00000"/>
           <w:sz w:val="22"/>
         </w:rPr>
         <w:t>Cette interdiction de principe connaît deux exceptions. L'employeur peut mettre fin au contrat de travail :</w:t>
@@ -522,7 +522,7 @@
       <w:r>
         <w:rPr>
           <w:b w:val="0"/>
-          <w:color w:val="000000"/>
+          <w:color w:val="BF5700"/>
           <w:sz w:val="22"/>
         </w:rPr>
         <w:t>obligatoires sans perte de rémunération. Elle peut en outre solliciter des aménagements relatifs au poste de travail ou à</w:t>
@@ -559,7 +559,7 @@
           <w:color w:val="2F5496"/>
           <w:sz w:val="24"/>
         </w:rPr>
-        <w:t>LA MALADIE ET L'ACCIDENT NON PROFESSIONNELS II •</w:t>
+        <w:t>II • LA MALADIE ET L'ACCIDENT NON PROFESSIONNELS</w:t>
       </w:r>
     </w:p>
     <w:p>
@@ -569,17 +569,17 @@
       <w:r>
         <w:rPr>
           <w:b/>
-          <w:color w:val="2F5496"/>
+          <w:color w:val="BF5700"/>
           <w:sz w:val="24"/>
         </w:rPr>
-        <w:t>LES OBLIGATIONS DU SALARIÉ A •</w:t>
+        <w:t>A • LES OBLIGATIONS DU SALARIÉ</w:t>
       </w:r>
     </w:p>
     <w:p>
       <w:r>
         <w:rPr>
           <w:b w:val="0"/>
-          <w:color w:val="000000"/>
+          <w:color w:val="BF5700"/>
           <w:sz w:val="22"/>
         </w:rPr>
         <w:t>En dehors de l'exécution de la relation de travail, le salarié peut contracter une maladie ou avoir un accident l'empêchant</w:t>
@@ -589,7 +589,7 @@
       <w:r>
         <w:rPr>
           <w:b w:val="0"/>
-          <w:color w:val="000000"/>
+          <w:color w:val="BF5700"/>
           <w:sz w:val="22"/>
         </w:rPr>
         <w:t>de se rendre sur son lieu de travail pour y effectuer sa prestation.</w:t>
@@ -599,7 +599,7 @@
       <w:r>
         <w:rPr>
           <w:b w:val="0"/>
-          <w:color w:val="000000"/>
+          <w:color w:val="BF5700"/>
           <w:sz w:val="22"/>
         </w:rPr>
         <w:t>L'absence qui en découle est licite à condition d'être justifiée. Le salarié doit :</w:t>
@@ -609,7 +609,7 @@
       <w:r>
         <w:rPr>
           <w:b w:val="0"/>
-          <w:color w:val="000000"/>
+          <w:color w:val="BF5700"/>
           <w:sz w:val="22"/>
         </w:rPr>
         <w:t>dans le délai de 48 heures (délai prévu par l'accord de mensualisation du 10-12-1977) suivant l'arrêt de travail, trans-?</w:t>
@@ -619,7 +619,7 @@
       <w:r>
         <w:rPr>
           <w:b w:val="0"/>
-          <w:color w:val="000000"/>
+          <w:color w:val="BF5700"/>
           <w:sz w:val="22"/>
         </w:rPr>
         <w:t>mettre à sa caisse de Sécurité sociale l'avis d'arrêt de travail remis par le médecin.</w:t>
@@ -629,7 +629,7 @@
       <w:r>
         <w:rPr>
           <w:b w:val="0"/>
-          <w:color w:val="000000"/>
+          <w:color w:val="BF5700"/>
           <w:sz w:val="22"/>
         </w:rPr>
         <w:t>et dans le même délai adresser à son employeur le volet 3 de l'avis d'arrêt de travail. ?</w:t>
@@ -639,7 +639,7 @@
       <w:r>
         <w:rPr>
           <w:b w:val="0"/>
-          <w:color w:val="000000"/>
+          <w:color w:val="BF5700"/>
           <w:sz w:val="22"/>
         </w:rPr>
         <w:t>Le défaut de respect des délais de transmission à la CPAM expose l'assure, en cas de nouvel envoi tardif dans les 2 ans, à</w:t>
@@ -649,7 +649,7 @@
       <w:r>
         <w:rPr>
           <w:b w:val="0"/>
-          <w:color w:val="000000"/>
+          <w:color w:val="BF5700"/>
           <w:sz w:val="22"/>
         </w:rPr>
         <w:t>la réduction de moitié des indemnités journalières. Quant au défaut de transmission du document à l'employeur, il peut</w:t>
@@ -659,7 +659,7 @@
       <w:r>
         <w:rPr>
           <w:b w:val="0"/>
-          <w:color w:val="000000"/>
+          <w:color w:val="BF5700"/>
           <w:sz w:val="22"/>
         </w:rPr>
         <w:t>entraîner un licenciement, voire pour faute grave.</w:t>
@@ -675,14 +675,14 @@
           <w:color w:val="2F5496"/>
           <w:sz w:val="24"/>
         </w:rPr>
-        <w:t>EFFETS SUR LA RELATION DE TRAVAIL B •</w:t>
+        <w:t>B • EFFETS SUR LA RELATION DE TRAVAIL</w:t>
       </w:r>
     </w:p>
     <w:p>
       <w:r>
         <w:rPr>
           <w:b w:val="0"/>
-          <w:color w:val="000000"/>
+          <w:color w:val="BF5700"/>
           <w:sz w:val="22"/>
         </w:rPr>
         <w:t>L'arrêt entraîne la suspension du contrat de travail et délivre les parties de leurs obligations réciproques, si ce n'est</w:t>
@@ -692,7 +692,7 @@
       <w:r>
         <w:rPr>
           <w:b w:val="0"/>
-          <w:color w:val="000000"/>
+          <w:color w:val="BF5700"/>
           <w:sz w:val="22"/>
         </w:rPr>
         <w:t>l'obligation de loyauté qui perdure.</w:t>
@@ -735,7 +735,7 @@
       <w:r>
         <w:rPr>
           <w:b w:val="0"/>
-          <w:color w:val="000000"/>
+          <w:color w:val="BF5700"/>
           <w:sz w:val="22"/>
         </w:rPr>
         <w:t>qui assurent un revenu de remplacement partiel. Pour le complément, les conventions et accords collectifs en principe,</w:t>
@@ -808,7 +808,7 @@
       <w:r>
         <w:rPr>
           <w:b w:val="0"/>
-          <w:color w:val="000000"/>
+          <w:color w:val="C00000"/>
           <w:sz w:val="22"/>
         </w:rPr>
         <w:t>prolonger son congo, sauf disposition collective contraire.</w:t>
@@ -931,7 +931,7 @@
       <w:r>
         <w:rPr>
           <w:b w:val="0"/>
-          <w:color w:val="000000"/>
+          <w:color w:val="BF5700"/>
           <w:sz w:val="22"/>
         </w:rPr>
         <w:t>de vérifier l'absence d'abus dans la prescription médicale. Le contrôle porte sur l'ensemble des aspects qui conditionnent</w:t>
@@ -1001,7 +1001,7 @@
       <w:r>
         <w:rPr>
           <w:b w:val="0"/>
-          <w:color w:val="000000"/>
+          <w:color w:val="BF5700"/>
           <w:sz w:val="22"/>
         </w:rPr>
         <w:t>Contrôle par l'employeur. Le contrôle peut être réalisé à la demande de l'employeur et doit être compris comme la</w:t>
@@ -1127,7 +1127,7 @@
           <w:color w:val="2F5496"/>
           <w:sz w:val="24"/>
         </w:rPr>
-        <w:t>LA MALADIE ET L'ACCIDENT PROFESSIONNELS III •</w:t>
+        <w:t>III • LA MALADIE ET L'ACCIDENT PROFESSIONNELS</w:t>
       </w:r>
     </w:p>
     <w:p>
@@ -1140,7 +1140,7 @@
           <w:color w:val="2F5496"/>
           <w:sz w:val="24"/>
         </w:rPr>
-        <w:t>L'ACCIDENT PROFESSIONNEL A •</w:t>
+        <w:t>A • L'ACCIDENT PROFESSIONNEL</w:t>
       </w:r>
     </w:p>
     <w:p>
@@ -1150,7 +1150,7 @@
       <w:r>
         <w:rPr>
           <w:b/>
-          <w:color w:val="7030A0"/>
+          <w:color w:val="BF5700"/>
           <w:sz w:val="24"/>
         </w:rPr>
         <w:t>CONDITIONS</w:t>
@@ -1160,7 +1160,7 @@
       <w:r>
         <w:rPr>
           <w:b w:val="0"/>
-          <w:color w:val="7030A0"/>
+          <w:color w:val="BF5700"/>
           <w:sz w:val="22"/>
         </w:rPr>
         <w:t>?</w:t>
@@ -1170,7 +1170,7 @@
       <w:r>
         <w:rPr>
           <w:b w:val="0"/>
-          <w:color w:val="7030A0"/>
+          <w:color w:val="BF5700"/>
           <w:sz w:val="22"/>
         </w:rPr>
         <w:t>L'accident du travail est : à l'accident survenu par le fait ou à l'occasion du travail à toute personne salariée ou travaillant,</w:t>
@@ -1180,7 +1180,7 @@
       <w:r>
         <w:rPr>
           <w:b w:val="0"/>
-          <w:color w:val="7030A0"/>
+          <w:color w:val="BF5700"/>
           <w:sz w:val="22"/>
         </w:rPr>
         <w:t>à quelque titre ou en quelque lieu que ce soit, pour un ou plusieurs employeurs ou chefs d'entrepriseé (art. L. 411-1 C.</w:t>
@@ -1190,7 +1190,7 @@
       <w:r>
         <w:rPr>
           <w:b w:val="0"/>
-          <w:color w:val="7030A0"/>
+          <w:color w:val="BF5700"/>
           <w:sz w:val="22"/>
         </w:rPr>
         <w:t>SS).</w:t>
@@ -1200,7 +1200,7 @@
       <w:r>
         <w:rPr>
           <w:b w:val="0"/>
-          <w:color w:val="7030A0"/>
+          <w:color w:val="BF5700"/>
           <w:sz w:val="22"/>
         </w:rPr>
         <w:t>Il suppose donc la réunion de plusieurs conditions :</w:t>
@@ -1213,7 +1213,7 @@
       <w:r>
         <w:rPr>
           <w:b w:val="0"/>
-          <w:color w:val="7030A0"/>
+          <w:color w:val="BF5700"/>
           <w:sz w:val="22"/>
         </w:rPr>
         <w:t>un accident, entendu comme un événement brutal, soudain et fortuit ;</w:t>
@@ -1226,7 +1226,7 @@
       <w:r>
         <w:rPr>
           <w:b w:val="0"/>
-          <w:color w:val="7030A0"/>
+          <w:color w:val="BF5700"/>
           <w:sz w:val="22"/>
         </w:rPr>
         <w:t>l'accident doit avoir provoque une lésion du corps humain, un dommage corporel ;</w:t>
@@ -1239,7 +1239,7 @@
       <w:r>
         <w:rPr>
           <w:b w:val="0"/>
-          <w:color w:val="7030A0"/>
+          <w:color w:val="BF5700"/>
           <w:sz w:val="22"/>
         </w:rPr>
         <w:t>l'accident est survenu à l'occasion du travail c'est-à-dire pendant le temps de travail ou être consécutif à l'exécution</w:t>
@@ -1249,7 +1249,7 @@
       <w:r>
         <w:rPr>
           <w:b w:val="0"/>
-          <w:color w:val="7030A0"/>
+          <w:color w:val="BF5700"/>
           <w:sz w:val="22"/>
         </w:rPr>
         <w:t>d'actes nécessités par l'activité professionnelle.</w:t>
@@ -1259,7 +1259,7 @@
       <w:r>
         <w:rPr>
           <w:b w:val="0"/>
-          <w:color w:val="7030A0"/>
+          <w:color w:val="BF5700"/>
           <w:sz w:val="22"/>
         </w:rPr>
         <w:t>L'accident de trajet est aussi considéré comme accident du travail si :</w:t>
@@ -1272,7 +1272,7 @@
       <w:r>
         <w:rPr>
           <w:b w:val="0"/>
-          <w:color w:val="7030A0"/>
+          <w:color w:val="BF5700"/>
           <w:sz w:val="22"/>
         </w:rPr>
         <w:t>il survient entre le trajet aller et retour domicile / travail ;</w:t>
@@ -1285,7 +1285,7 @@
       <w:r>
         <w:rPr>
           <w:b w:val="0"/>
-          <w:color w:val="7030A0"/>
+          <w:color w:val="BF5700"/>
           <w:sz w:val="22"/>
         </w:rPr>
         <w:t>il survient entre le trajet aller et retour travail/ lieu de restauration du salarié.</w:t>
@@ -1295,7 +1295,7 @@
       <w:r>
         <w:rPr>
           <w:b w:val="0"/>
-          <w:color w:val="7030A0"/>
+          <w:color w:val="BF5700"/>
           <w:sz w:val="22"/>
         </w:rPr>
         <w:t>Pour bénéficier de la qualification d'accident du travail le parcours suivi doit être normal, c'est-à-dire, sans être</w:t>
@@ -1305,7 +1305,7 @@
       <w:r>
         <w:rPr>
           <w:b w:val="0"/>
-          <w:color w:val="7030A0"/>
+          <w:color w:val="BF5700"/>
           <w:sz w:val="22"/>
         </w:rPr>
         <w:t>nécessairement direct (la jurisprudence admet les détours pour les besoins de la vie courante), correspondre à une</w:t>
@@ -1315,7 +1315,7 @@
       <w:r>
         <w:rPr>
           <w:b w:val="0"/>
-          <w:color w:val="7030A0"/>
+          <w:color w:val="BF5700"/>
           <w:sz w:val="22"/>
         </w:rPr>
         <w:t>durée et un parcours raisonnables</w:t>
@@ -1328,7 +1328,7 @@
       <w:r>
         <w:rPr>
           <w:b/>
-          <w:color w:val="2F5496"/>
+          <w:color w:val="BF5700"/>
           <w:sz w:val="24"/>
         </w:rPr>
         <w:t>OBLIGATIONS</w:t>
@@ -1338,7 +1338,7 @@
       <w:r>
         <w:rPr>
           <w:b w:val="0"/>
-          <w:color w:val="000000"/>
+          <w:color w:val="BF5700"/>
           <w:sz w:val="22"/>
         </w:rPr>
         <w:t>?</w:t>
@@ -1348,7 +1348,7 @@
       <w:r>
         <w:rPr>
           <w:b w:val="0"/>
-          <w:color w:val="000000"/>
+          <w:color w:val="C00000"/>
           <w:sz w:val="22"/>
         </w:rPr>
         <w:t>Le salarié victime d'un accident du travail doit en informer son employeur dans les 24 heures sauf s'il se trouve dans</w:t>
@@ -1358,7 +1358,7 @@
       <w:r>
         <w:rPr>
           <w:b w:val="0"/>
-          <w:color w:val="000000"/>
+          <w:color w:val="BF5700"/>
           <w:sz w:val="22"/>
         </w:rPr>
         <w:t>l'impossibilité absolue de le faire ou en cas de motif légitime.</w:t>
@@ -1368,7 +1368,7 @@
       <w:r>
         <w:rPr>
           <w:b w:val="0"/>
-          <w:color w:val="000000"/>
+          <w:color w:val="BF5700"/>
           <w:sz w:val="22"/>
         </w:rPr>
         <w:t>L'employeur, pour sa part, doit déclarer l'accident à la CPAM (Caisse primaire d'assurance maladie) dans les 48 heures.</w:t>
@@ -1384,7 +1384,7 @@
           <w:color w:val="2F5496"/>
           <w:sz w:val="24"/>
         </w:rPr>
-        <w:t>LA MALADIE PROFESSIONNELLE B •</w:t>
+        <w:t>B • LA MALADIE PROFESSIONNELLE</w:t>
       </w:r>
     </w:p>
     <w:p>
@@ -1394,7 +1394,7 @@
       <w:r>
         <w:rPr>
           <w:b/>
-          <w:color w:val="7030A0"/>
+          <w:color w:val="BF5700"/>
           <w:sz w:val="24"/>
         </w:rPr>
         <w:t>CONDITIONS</w:t>
@@ -1404,7 +1404,7 @@
       <w:r>
         <w:rPr>
           <w:b w:val="0"/>
-          <w:color w:val="7030A0"/>
+          <w:color w:val="BF5700"/>
           <w:sz w:val="22"/>
         </w:rPr>
         <w:t>?</w:t>
@@ -1414,7 +1414,7 @@
       <w:r>
         <w:rPr>
           <w:b w:val="0"/>
-          <w:color w:val="7030A0"/>
+          <w:color w:val="BF5700"/>
           <w:sz w:val="22"/>
         </w:rPr>
         <w:t>La maladie doit être la conséquence directe de l'exposition d'un travailleur à un risque physique, chimique, biologique,</w:t>
@@ -1424,7 +1424,7 @@
       <w:r>
         <w:rPr>
           <w:b w:val="0"/>
-          <w:color w:val="7030A0"/>
+          <w:color w:val="BF5700"/>
           <w:sz w:val="22"/>
         </w:rPr>
         <w:t>ou résulter des conditions dans lesquelles il exerce son activité professionnelle. Cette formule suppose une action lente</w:t>
@@ -1434,7 +1434,7 @@
       <w:r>
         <w:rPr>
           <w:b w:val="0"/>
-          <w:color w:val="7030A0"/>
+          <w:color w:val="BF5700"/>
           <w:sz w:val="22"/>
         </w:rPr>
         <w:t>et continue d'agents toxiques ou microbiens sur la santé du salarié. Elle inclut tout autant les conséquences d'une</w:t>
@@ -1444,7 +1444,7 @@
       <w:r>
         <w:rPr>
           <w:b w:val="0"/>
-          <w:color w:val="7030A0"/>
+          <w:color w:val="BF5700"/>
           <w:sz w:val="22"/>
         </w:rPr>
         <w:t>posture ou d'une ambiance au travail ayant produit des effets sur la santé mentale et ou physique du salarié.</w:t>
@@ -1454,7 +1454,7 @@
       <w:r>
         <w:rPr>
           <w:b w:val="0"/>
-          <w:color w:val="7030A0"/>
+          <w:color w:val="BF5700"/>
           <w:sz w:val="22"/>
         </w:rPr>
         <w:t>Pour être reconnue professionnelle, la maladie doit :</w:t>
@@ -1467,7 +1467,7 @@
       <w:r>
         <w:rPr>
           <w:b w:val="0"/>
-          <w:color w:val="7030A0"/>
+          <w:color w:val="BF5700"/>
           <w:sz w:val="22"/>
         </w:rPr>
         <w:t>soit appartenir au tableau des maladies professionnelles prévu à l'article R. 461-3 du Code de la sécurité sociale,</w:t>
@@ -1477,7 +1477,7 @@
       <w:r>
         <w:rPr>
           <w:b w:val="0"/>
-          <w:color w:val="7030A0"/>
+          <w:color w:val="BF5700"/>
           <w:sz w:val="22"/>
         </w:rPr>
         <w:t>annexe II.</w:t>
@@ -1487,7 +1487,7 @@
       <w:r>
         <w:rPr>
           <w:b w:val="0"/>
-          <w:color w:val="7030A0"/>
+          <w:color w:val="00703C"/>
           <w:sz w:val="22"/>
         </w:rPr>
         <w:t>à noter : Le fait de développer une pathologie inscrite au tableau fait présumer le caractère professionnel de la maladie.</w:t>
@@ -1501,7 +1501,7 @@
       <w:r>
         <w:rPr>
           <w:b w:val="0"/>
-          <w:color w:val="7030A0"/>
+          <w:color w:val="BF5700"/>
           <w:sz w:val="22"/>
         </w:rPr>
         <w:t>soit, si la maladie est hors tableau, être essentiellement et directement causée par le travail habituel du salarié, et</w:t>
@@ -1511,7 +1511,7 @@
       <w:r>
         <w:rPr>
           <w:b w:val="0"/>
-          <w:color w:val="7030A0"/>
+          <w:color w:val="BF5700"/>
           <w:sz w:val="22"/>
         </w:rPr>
         <w:t>avoir entraîne le décès de la victime ou une incapacité permanente d'un taux au moins égal à 25%. La reconnaissance</w:t>
@@ -1521,7 +1521,7 @@
       <w:r>
         <w:rPr>
           <w:b w:val="0"/>
-          <w:color w:val="7030A0"/>
+          <w:color w:val="00703C"/>
           <w:sz w:val="22"/>
         </w:rPr>
         <w:t>du caractère professionnel de la maladie est confiée aux Comités Régionaux de Reconnaissance des Maladies</w:t>
@@ -1531,7 +1531,7 @@
       <w:r>
         <w:rPr>
           <w:b w:val="0"/>
-          <w:color w:val="7030A0"/>
+          <w:color w:val="BF5700"/>
           <w:sz w:val="22"/>
         </w:rPr>
         <w:t>Professionnelles (CRRMP), qui dispose d'un délai de 4 mois à compter de sa saisine pour rendre un avis motivé.</w:t>
@@ -1544,7 +1544,7 @@
       <w:r>
         <w:rPr>
           <w:b/>
-          <w:color w:val="2F5496"/>
+          <w:color w:val="BF5700"/>
           <w:sz w:val="24"/>
         </w:rPr>
         <w:t>OBLIGATIONS</w:t>
@@ -1554,7 +1554,7 @@
       <w:r>
         <w:rPr>
           <w:b w:val="0"/>
-          <w:color w:val="000000"/>
+          <w:color w:val="BF5700"/>
           <w:sz w:val="22"/>
         </w:rPr>
         <w:t>?</w:t>
@@ -1564,7 +1564,7 @@
       <w:r>
         <w:rPr>
           <w:b w:val="0"/>
-          <w:color w:val="000000"/>
+          <w:color w:val="BF5700"/>
           <w:sz w:val="22"/>
         </w:rPr>
         <w:t>Le salarié victime d'une maladie professionnelle doit en faire la déclaration personnellement à la CPAM dans les 15 jours</w:t>
@@ -1574,7 +1574,7 @@
       <w:r>
         <w:rPr>
           <w:b w:val="0"/>
-          <w:color w:val="000000"/>
+          <w:color w:val="BF5700"/>
           <w:sz w:val="22"/>
         </w:rPr>
         <w:t>qui suivent la cessation du travail.</w:t>
@@ -1584,7 +1584,7 @@
       <w:r>
         <w:rPr>
           <w:b w:val="0"/>
-          <w:color w:val="000000"/>
+          <w:color w:val="BF5700"/>
           <w:sz w:val="22"/>
         </w:rPr>
         <w:t>à l'issue de l'arrêt, le salarié doit retrouver son poste ou un poste équivalent et en cas d'inaptitude, l'employeur doit</w:t>
@@ -1594,7 +1594,7 @@
       <w:r>
         <w:rPr>
           <w:b w:val="0"/>
-          <w:color w:val="000000"/>
+          <w:color w:val="BF5700"/>
           <w:sz w:val="22"/>
         </w:rPr>
         <w:t>procéder à son reclassement. à défaut, c'est-à-dire en cas d'impossibilité de reclassement, le licenciement est autorisé</w:t>
@@ -1604,7 +1604,7 @@
       <w:r>
         <w:rPr>
           <w:b w:val="0"/>
-          <w:color w:val="000000"/>
+          <w:color w:val="BF5700"/>
           <w:sz w:val="22"/>
         </w:rPr>
         <w:t>avec une indemnité majorée.</w:t>
